--- a/e-learning/note/words.docx
+++ b/e-learning/note/words.docx
@@ -1,6 +1,6 @@
 
 <file path=word/document.xml><?xml version="1.0" encoding="utf-8"?>
-<w:document xmlns:wpc="http://schemas.microsoft.com/office/word/2010/wordprocessingCanvas" xmlns:cx="http://schemas.microsoft.com/office/drawing/2014/chartex" xmlns:cx1="http://schemas.microsoft.com/office/drawing/2015/9/8/chartex" xmlns:cx2="http://schemas.microsoft.com/office/drawing/2015/10/21/chartex" xmlns:cx3="http://schemas.microsoft.com/office/drawing/2016/5/9/chartex" xmlns:cx4="http://schemas.microsoft.com/office/drawing/2016/5/10/chartex" xmlns:cx5="http://schemas.microsoft.com/office/drawing/2016/5/11/chartex" xmlns:cx6="http://schemas.microsoft.com/office/drawing/2016/5/12/chartex" xmlns:cx7="http://schemas.microsoft.com/office/drawing/2016/5/13/chartex" xmlns:cx8="http://schemas.microsoft.com/office/drawing/2016/5/14/chartex" xmlns:mc="http://schemas.openxmlformats.org/markup-compatibility/2006" xmlns:aink="http://schemas.microsoft.com/office/drawing/2016/ink" xmlns:am3d="http://schemas.microsoft.com/office/drawing/2017/model3d" xmlns:o="urn:schemas-microsoft-com:office:office" xmlns:r="http://schemas.openxmlformats.org/officeDocument/2006/relationships" xmlns:m="http://schemas.openxmlformats.org/officeDocument/2006/math" xmlns:v="urn:schemas-microsoft-com:vml" xmlns:wp14="http://schemas.microsoft.com/office/word/2010/wordprocessingDrawing" xmlns:wp="http://schemas.openxmlformats.org/drawingml/2006/wordprocessingDrawing" xmlns:w10="urn:schemas-microsoft-com:office:word" xmlns:w="http://schemas.openxmlformats.org/wordprocessingml/2006/main" xmlns:w14="http://schemas.microsoft.com/office/word/2010/wordml" xmlns:w15="http://schemas.microsoft.com/office/word/2012/wordml" xmlns:w16cid="http://schemas.microsoft.com/office/word/2016/wordml/cid" xmlns:w16se="http://schemas.microsoft.com/office/word/2015/wordml/symex" xmlns:wpg="http://schemas.microsoft.com/office/word/2010/wordprocessingGroup" xmlns:wpi="http://schemas.microsoft.com/office/word/2010/wordprocessingInk" xmlns:wne="http://schemas.microsoft.com/office/word/2006/wordml" xmlns:wps="http://schemas.microsoft.com/office/word/2010/wordprocessingShape" mc:Ignorable="w14 w15 w16se w16cid wp14">
+<w:document xmlns:wpc="http://schemas.microsoft.com/office/word/2010/wordprocessingCanvas" xmlns:cx="http://schemas.microsoft.com/office/drawing/2014/chartex" xmlns:cx1="http://schemas.microsoft.com/office/drawing/2015/9/8/chartex" xmlns:cx2="http://schemas.microsoft.com/office/drawing/2015/10/21/chartex" xmlns:cx3="http://schemas.microsoft.com/office/drawing/2016/5/9/chartex" xmlns:cx4="http://schemas.microsoft.com/office/drawing/2016/5/10/chartex" xmlns:cx5="http://schemas.microsoft.com/office/drawing/2016/5/11/chartex" xmlns:cx6="http://schemas.microsoft.com/office/drawing/2016/5/12/chartex" xmlns:cx7="http://schemas.microsoft.com/office/drawing/2016/5/13/chartex" xmlns:cx8="http://schemas.microsoft.com/office/drawing/2016/5/14/chartex" xmlns:mc="http://schemas.openxmlformats.org/markup-compatibility/2006" xmlns:aink="http://schemas.microsoft.com/office/drawing/2016/ink" xmlns:am3d="http://schemas.microsoft.com/office/drawing/2017/model3d" xmlns:o="urn:schemas-microsoft-com:office:office" xmlns:oel="http://schemas.microsoft.com/office/2019/extlst" xmlns:r="http://schemas.openxmlformats.org/officeDocument/2006/relationships" xmlns:m="http://schemas.openxmlformats.org/officeDocument/2006/math" xmlns:v="urn:schemas-microsoft-com:vml" xmlns:wp14="http://schemas.microsoft.com/office/word/2010/wordprocessingDrawing" xmlns:wp="http://schemas.openxmlformats.org/drawingml/2006/wordprocessingDrawing" xmlns:w10="urn:schemas-microsoft-com:office:word" xmlns:w="http://schemas.openxmlformats.org/wordprocessingml/2006/main" xmlns:w14="http://schemas.microsoft.com/office/word/2010/wordml" xmlns:w15="http://schemas.microsoft.com/office/word/2012/wordml" xmlns:w16cex="http://schemas.microsoft.com/office/word/2018/wordml/cex" xmlns:w16cid="http://schemas.microsoft.com/office/word/2016/wordml/cid" xmlns:w16="http://schemas.microsoft.com/office/word/2018/wordml" xmlns:w16du="http://schemas.microsoft.com/office/word/2023/wordml/word16du" xmlns:w16sdtdh="http://schemas.microsoft.com/office/word/2020/wordml/sdtdatahash" xmlns:w16sdtfl="http://schemas.microsoft.com/office/word/2024/wordml/sdtformatlock" xmlns:w16se="http://schemas.microsoft.com/office/word/2015/wordml/symex" xmlns:wpg="http://schemas.microsoft.com/office/word/2010/wordprocessingGroup" xmlns:wpi="http://schemas.microsoft.com/office/word/2010/wordprocessingInk" xmlns:wne="http://schemas.microsoft.com/office/word/2006/wordml" xmlns:wps="http://schemas.microsoft.com/office/word/2010/wordprocessingShape" mc:Ignorable="w14 w15 w16se w16cid w16 w16cex w16sdtdh w16sdtfl w16du wp14">
   <w:body>
     <w:p>
       <w:pPr>
@@ -35,7 +35,7 @@
           <w:numId w:val="1"/>
         </w:numPr>
         <w:rPr>
-          <w:rFonts w:ascii="Microsoft YaHei" w:eastAsia="Microsoft YaHei" w:hAnsi="Microsoft YaHei" w:cs="Microsoft YaHei"/>
+          <w:rFonts w:ascii="微软雅黑" w:eastAsia="微软雅黑" w:hAnsi="微软雅黑" w:cs="微软雅黑"/>
           <w:color w:val="2A2B2E"/>
           <w:sz w:val="21"/>
           <w:szCs w:val="21"/>
@@ -73,7 +73,7 @@
       </w:r>
       <w:r>
         <w:rPr>
-          <w:rFonts w:ascii="Microsoft YaHei" w:eastAsia="Microsoft YaHei" w:hAnsi="Microsoft YaHei" w:cs="Microsoft YaHei" w:hint="eastAsia"/>
+          <w:rFonts w:ascii="微软雅黑" w:eastAsia="微软雅黑" w:hAnsi="微软雅黑" w:cs="微软雅黑" w:hint="eastAsia"/>
           <w:color w:val="2A2B2E"/>
           <w:sz w:val="21"/>
           <w:szCs w:val="21"/>
@@ -86,7 +86,7 @@
       <w:pPr>
         <w:pStyle w:val="ListParagraph"/>
         <w:rPr>
-          <w:rFonts w:ascii="SimSun" w:eastAsia="SimSun" w:hAnsi="SimSun" w:cs="SimSun"/>
+          <w:rFonts w:ascii="宋体" w:eastAsia="宋体" w:hAnsi="宋体" w:cs="宋体"/>
         </w:rPr>
       </w:pPr>
       <w:r>
@@ -100,7 +100,7 @@
       </w:r>
       <w:r>
         <w:rPr>
-          <w:rFonts w:ascii="SimSun" w:eastAsia="SimSun" w:hAnsi="SimSun" w:cs="SimSun" w:hint="eastAsia"/>
+          <w:rFonts w:ascii="宋体" w:eastAsia="宋体" w:hAnsi="宋体" w:cs="宋体" w:hint="eastAsia"/>
         </w:rPr>
         <w:t>措</w:t>
       </w:r>
@@ -113,16 +113,16 @@
           <w:numId w:val="1"/>
         </w:numPr>
         <w:rPr>
-          <w:rFonts w:ascii="Microsoft YaHei" w:eastAsia="Microsoft YaHei" w:hAnsi="Microsoft YaHei" w:cs="Microsoft YaHei"/>
-          <w:color w:val="2A2B2E"/>
-          <w:sz w:val="21"/>
-          <w:szCs w:val="21"/>
-          <w:shd w:val="clear" w:color="auto" w:fill="FFFFFF"/>
-        </w:rPr>
-      </w:pPr>
-      <w:r>
-        <w:rPr>
-          <w:rFonts w:ascii="Microsoft YaHei" w:eastAsia="Microsoft YaHei" w:hAnsi="Microsoft YaHei" w:cs="Microsoft YaHei"/>
+          <w:rFonts w:ascii="微软雅黑" w:eastAsia="微软雅黑" w:hAnsi="微软雅黑" w:cs="微软雅黑"/>
+          <w:color w:val="2A2B2E"/>
+          <w:sz w:val="21"/>
+          <w:szCs w:val="21"/>
+          <w:shd w:val="clear" w:color="auto" w:fill="FFFFFF"/>
+        </w:rPr>
+      </w:pPr>
+      <w:r>
+        <w:rPr>
+          <w:rFonts w:ascii="微软雅黑" w:eastAsia="微软雅黑" w:hAnsi="微软雅黑" w:cs="微软雅黑"/>
           <w:color w:val="2A2B2E"/>
           <w:sz w:val="21"/>
           <w:szCs w:val="21"/>
@@ -132,7 +132,7 @@
       </w:r>
       <w:r>
         <w:rPr>
-          <w:rFonts w:ascii="Microsoft YaHei" w:eastAsia="Microsoft YaHei" w:hAnsi="Microsoft YaHei" w:cs="Microsoft YaHei" w:hint="eastAsia"/>
+          <w:rFonts w:ascii="微软雅黑" w:eastAsia="微软雅黑" w:hAnsi="微软雅黑" w:cs="微软雅黑" w:hint="eastAsia"/>
           <w:color w:val="2A2B2E"/>
           <w:sz w:val="21"/>
           <w:szCs w:val="21"/>
@@ -145,16 +145,16 @@
       <w:pPr>
         <w:pStyle w:val="ListParagraph"/>
         <w:rPr>
-          <w:rFonts w:ascii="Microsoft YaHei" w:eastAsia="Microsoft YaHei" w:hAnsi="Microsoft YaHei" w:cs="Microsoft YaHei"/>
-          <w:color w:val="2A2B2E"/>
-          <w:sz w:val="21"/>
-          <w:szCs w:val="21"/>
-          <w:shd w:val="clear" w:color="auto" w:fill="FFFFFF"/>
-        </w:rPr>
-      </w:pPr>
-      <w:r>
-        <w:rPr>
-          <w:rFonts w:ascii="Microsoft YaHei" w:eastAsia="Microsoft YaHei" w:hAnsi="Microsoft YaHei" w:cs="Microsoft YaHei"/>
+          <w:rFonts w:ascii="微软雅黑" w:eastAsia="微软雅黑" w:hAnsi="微软雅黑" w:cs="微软雅黑"/>
+          <w:color w:val="2A2B2E"/>
+          <w:sz w:val="21"/>
+          <w:szCs w:val="21"/>
+          <w:shd w:val="clear" w:color="auto" w:fill="FFFFFF"/>
+        </w:rPr>
+      </w:pPr>
+      <w:r>
+        <w:rPr>
+          <w:rFonts w:ascii="微软雅黑" w:eastAsia="微软雅黑" w:hAnsi="微软雅黑" w:cs="微软雅黑"/>
           <w:color w:val="2A2B2E"/>
           <w:sz w:val="21"/>
           <w:szCs w:val="21"/>
@@ -167,16 +167,16 @@
       <w:pPr>
         <w:pStyle w:val="ListParagraph"/>
         <w:rPr>
-          <w:rFonts w:ascii="Microsoft YaHei" w:eastAsia="Microsoft YaHei" w:hAnsi="Microsoft YaHei" w:cs="Microsoft YaHei"/>
-          <w:color w:val="2A2B2E"/>
-          <w:sz w:val="21"/>
-          <w:szCs w:val="21"/>
-          <w:shd w:val="clear" w:color="auto" w:fill="FFFFFF"/>
-        </w:rPr>
-      </w:pPr>
-      <w:r>
-        <w:rPr>
-          <w:rFonts w:ascii="Microsoft YaHei" w:eastAsia="Microsoft YaHei" w:hAnsi="Microsoft YaHei" w:cs="Microsoft YaHei" w:hint="eastAsia"/>
+          <w:rFonts w:ascii="微软雅黑" w:eastAsia="微软雅黑" w:hAnsi="微软雅黑" w:cs="微软雅黑"/>
+          <w:color w:val="2A2B2E"/>
+          <w:sz w:val="21"/>
+          <w:szCs w:val="21"/>
+          <w:shd w:val="clear" w:color="auto" w:fill="FFFFFF"/>
+        </w:rPr>
+      </w:pPr>
+      <w:r>
+        <w:rPr>
+          <w:rFonts w:ascii="微软雅黑" w:eastAsia="微软雅黑" w:hAnsi="微软雅黑" w:cs="微软雅黑" w:hint="eastAsia"/>
           <w:color w:val="2A2B2E"/>
           <w:sz w:val="21"/>
           <w:szCs w:val="21"/>
@@ -193,16 +193,16 @@
           <w:numId w:val="1"/>
         </w:numPr>
         <w:rPr>
-          <w:rFonts w:ascii="Microsoft YaHei" w:eastAsia="Microsoft YaHei" w:hAnsi="Microsoft YaHei" w:cs="Microsoft YaHei"/>
-          <w:color w:val="2A2B2E"/>
-          <w:sz w:val="21"/>
-          <w:szCs w:val="21"/>
-          <w:shd w:val="clear" w:color="auto" w:fill="FFFFFF"/>
-        </w:rPr>
-      </w:pPr>
-      <w:r>
-        <w:rPr>
-          <w:rFonts w:ascii="Microsoft YaHei" w:eastAsia="Microsoft YaHei" w:hAnsi="Microsoft YaHei" w:cs="Microsoft YaHei"/>
+          <w:rFonts w:ascii="微软雅黑" w:eastAsia="微软雅黑" w:hAnsi="微软雅黑" w:cs="微软雅黑"/>
+          <w:color w:val="2A2B2E"/>
+          <w:sz w:val="21"/>
+          <w:szCs w:val="21"/>
+          <w:shd w:val="clear" w:color="auto" w:fill="FFFFFF"/>
+        </w:rPr>
+      </w:pPr>
+      <w:r>
+        <w:rPr>
+          <w:rFonts w:ascii="微软雅黑" w:eastAsia="微软雅黑" w:hAnsi="微软雅黑" w:cs="微软雅黑"/>
           <w:color w:val="2A2B2E"/>
           <w:sz w:val="21"/>
           <w:szCs w:val="21"/>
@@ -212,7 +212,7 @@
       </w:r>
       <w:r>
         <w:rPr>
-          <w:rFonts w:ascii="Microsoft YaHei" w:eastAsia="Microsoft YaHei" w:hAnsi="Microsoft YaHei" w:cs="Microsoft YaHei" w:hint="eastAsia"/>
+          <w:rFonts w:ascii="微软雅黑" w:eastAsia="微软雅黑" w:hAnsi="微软雅黑" w:cs="微软雅黑" w:hint="eastAsia"/>
           <w:color w:val="2A2B2E"/>
           <w:sz w:val="21"/>
           <w:szCs w:val="21"/>
@@ -225,16 +225,16 @@
       <w:pPr>
         <w:pStyle w:val="ListParagraph"/>
         <w:rPr>
-          <w:rFonts w:ascii="Microsoft YaHei" w:eastAsia="Microsoft YaHei" w:hAnsi="Microsoft YaHei" w:cs="Microsoft YaHei"/>
-          <w:color w:val="2A2B2E"/>
-          <w:sz w:val="21"/>
-          <w:szCs w:val="21"/>
-          <w:shd w:val="clear" w:color="auto" w:fill="FFFFFF"/>
-        </w:rPr>
-      </w:pPr>
-      <w:r>
-        <w:rPr>
-          <w:rFonts w:ascii="Microsoft YaHei" w:eastAsia="Microsoft YaHei" w:hAnsi="Microsoft YaHei" w:cs="Microsoft YaHei"/>
+          <w:rFonts w:ascii="微软雅黑" w:eastAsia="微软雅黑" w:hAnsi="微软雅黑" w:cs="微软雅黑"/>
+          <w:color w:val="2A2B2E"/>
+          <w:sz w:val="21"/>
+          <w:szCs w:val="21"/>
+          <w:shd w:val="clear" w:color="auto" w:fill="FFFFFF"/>
+        </w:rPr>
+      </w:pPr>
+      <w:r>
+        <w:rPr>
+          <w:rFonts w:ascii="微软雅黑" w:eastAsia="微软雅黑" w:hAnsi="微软雅黑" w:cs="微软雅黑"/>
           <w:color w:val="2A2B2E"/>
           <w:sz w:val="21"/>
           <w:szCs w:val="21"/>
@@ -247,16 +247,16 @@
       <w:pPr>
         <w:pStyle w:val="ListParagraph"/>
         <w:rPr>
-          <w:rFonts w:ascii="Microsoft YaHei" w:eastAsia="Microsoft YaHei" w:hAnsi="Microsoft YaHei" w:cs="Microsoft YaHei"/>
-          <w:color w:val="2A2B2E"/>
-          <w:sz w:val="21"/>
-          <w:szCs w:val="21"/>
-          <w:shd w:val="clear" w:color="auto" w:fill="FFFFFF"/>
-        </w:rPr>
-      </w:pPr>
-      <w:r>
-        <w:rPr>
-          <w:rFonts w:ascii="Microsoft YaHei" w:eastAsia="Microsoft YaHei" w:hAnsi="Microsoft YaHei" w:cs="Microsoft YaHei" w:hint="eastAsia"/>
+          <w:rFonts w:ascii="微软雅黑" w:eastAsia="微软雅黑" w:hAnsi="微软雅黑" w:cs="微软雅黑"/>
+          <w:color w:val="2A2B2E"/>
+          <w:sz w:val="21"/>
+          <w:szCs w:val="21"/>
+          <w:shd w:val="clear" w:color="auto" w:fill="FFFFFF"/>
+        </w:rPr>
+      </w:pPr>
+      <w:r>
+        <w:rPr>
+          <w:rFonts w:ascii="微软雅黑" w:eastAsia="微软雅黑" w:hAnsi="微软雅黑" w:cs="微软雅黑" w:hint="eastAsia"/>
           <w:color w:val="2A2B2E"/>
           <w:sz w:val="21"/>
           <w:szCs w:val="21"/>
@@ -273,16 +273,16 @@
           <w:numId w:val="1"/>
         </w:numPr>
         <w:rPr>
-          <w:rFonts w:ascii="Microsoft YaHei" w:eastAsia="Microsoft YaHei" w:hAnsi="Microsoft YaHei" w:cs="Microsoft YaHei"/>
-          <w:color w:val="2A2B2E"/>
-          <w:sz w:val="21"/>
-          <w:szCs w:val="21"/>
-          <w:shd w:val="clear" w:color="auto" w:fill="FFFFFF"/>
-        </w:rPr>
-      </w:pPr>
-      <w:r>
-        <w:rPr>
-          <w:rFonts w:ascii="Microsoft YaHei" w:eastAsia="Microsoft YaHei" w:hAnsi="Microsoft YaHei" w:cs="Microsoft YaHei"/>
+          <w:rFonts w:ascii="微软雅黑" w:eastAsia="微软雅黑" w:hAnsi="微软雅黑" w:cs="微软雅黑"/>
+          <w:color w:val="2A2B2E"/>
+          <w:sz w:val="21"/>
+          <w:szCs w:val="21"/>
+          <w:shd w:val="clear" w:color="auto" w:fill="FFFFFF"/>
+        </w:rPr>
+      </w:pPr>
+      <w:r>
+        <w:rPr>
+          <w:rFonts w:ascii="微软雅黑" w:eastAsia="微软雅黑" w:hAnsi="微软雅黑" w:cs="微软雅黑"/>
           <w:color w:val="2A2B2E"/>
           <w:sz w:val="21"/>
           <w:szCs w:val="21"/>
@@ -292,7 +292,7 @@
       </w:r>
       <w:r>
         <w:rPr>
-          <w:rFonts w:ascii="Microsoft YaHei" w:eastAsia="Microsoft YaHei" w:hAnsi="Microsoft YaHei" w:cs="Microsoft YaHei" w:hint="eastAsia"/>
+          <w:rFonts w:ascii="微软雅黑" w:eastAsia="微软雅黑" w:hAnsi="微软雅黑" w:cs="微软雅黑" w:hint="eastAsia"/>
           <w:color w:val="2A2B2E"/>
           <w:sz w:val="21"/>
           <w:szCs w:val="21"/>
@@ -305,16 +305,16 @@
       <w:pPr>
         <w:pStyle w:val="ListParagraph"/>
         <w:rPr>
-          <w:rFonts w:ascii="Microsoft YaHei" w:eastAsia="Microsoft YaHei" w:hAnsi="Microsoft YaHei" w:cs="Microsoft YaHei"/>
-          <w:color w:val="2A2B2E"/>
-          <w:sz w:val="21"/>
-          <w:szCs w:val="21"/>
-          <w:shd w:val="clear" w:color="auto" w:fill="FFFFFF"/>
-        </w:rPr>
-      </w:pPr>
-      <w:r>
-        <w:rPr>
-          <w:rFonts w:ascii="Microsoft YaHei" w:eastAsia="Microsoft YaHei" w:hAnsi="Microsoft YaHei" w:cs="Microsoft YaHei"/>
+          <w:rFonts w:ascii="微软雅黑" w:eastAsia="微软雅黑" w:hAnsi="微软雅黑" w:cs="微软雅黑"/>
+          <w:color w:val="2A2B2E"/>
+          <w:sz w:val="21"/>
+          <w:szCs w:val="21"/>
+          <w:shd w:val="clear" w:color="auto" w:fill="FFFFFF"/>
+        </w:rPr>
+      </w:pPr>
+      <w:r>
+        <w:rPr>
+          <w:rFonts w:ascii="微软雅黑" w:eastAsia="微软雅黑" w:hAnsi="微软雅黑" w:cs="微软雅黑"/>
           <w:color w:val="2A2B2E"/>
           <w:sz w:val="21"/>
           <w:szCs w:val="21"/>
@@ -327,16 +327,16 @@
       <w:pPr>
         <w:pStyle w:val="ListParagraph"/>
         <w:rPr>
-          <w:rFonts w:ascii="Microsoft YaHei" w:eastAsia="Microsoft YaHei" w:hAnsi="Microsoft YaHei" w:cs="Microsoft YaHei"/>
-          <w:color w:val="2A2B2E"/>
-          <w:sz w:val="21"/>
-          <w:szCs w:val="21"/>
-          <w:shd w:val="clear" w:color="auto" w:fill="FFFFFF"/>
-        </w:rPr>
-      </w:pPr>
-      <w:r>
-        <w:rPr>
-          <w:rFonts w:ascii="Microsoft YaHei" w:eastAsia="Microsoft YaHei" w:hAnsi="Microsoft YaHei" w:cs="Microsoft YaHei" w:hint="eastAsia"/>
+          <w:rFonts w:ascii="微软雅黑" w:eastAsia="微软雅黑" w:hAnsi="微软雅黑" w:cs="微软雅黑"/>
+          <w:color w:val="2A2B2E"/>
+          <w:sz w:val="21"/>
+          <w:szCs w:val="21"/>
+          <w:shd w:val="clear" w:color="auto" w:fill="FFFFFF"/>
+        </w:rPr>
+      </w:pPr>
+      <w:r>
+        <w:rPr>
+          <w:rFonts w:ascii="微软雅黑" w:eastAsia="微软雅黑" w:hAnsi="微软雅黑" w:cs="微软雅黑" w:hint="eastAsia"/>
           <w:color w:val="2A2B2E"/>
           <w:sz w:val="21"/>
           <w:szCs w:val="21"/>
@@ -353,16 +353,16 @@
           <w:numId w:val="1"/>
         </w:numPr>
         <w:rPr>
-          <w:rFonts w:ascii="Microsoft YaHei" w:eastAsia="Microsoft YaHei" w:hAnsi="Microsoft YaHei" w:cs="Microsoft YaHei"/>
-          <w:color w:val="2A2B2E"/>
-          <w:sz w:val="21"/>
-          <w:szCs w:val="21"/>
-          <w:shd w:val="clear" w:color="auto" w:fill="FFFFFF"/>
-        </w:rPr>
-      </w:pPr>
-      <w:r>
-        <w:rPr>
-          <w:rFonts w:ascii="Microsoft YaHei" w:eastAsia="Microsoft YaHei" w:hAnsi="Microsoft YaHei" w:cs="Microsoft YaHei"/>
+          <w:rFonts w:ascii="微软雅黑" w:eastAsia="微软雅黑" w:hAnsi="微软雅黑" w:cs="微软雅黑"/>
+          <w:color w:val="2A2B2E"/>
+          <w:sz w:val="21"/>
+          <w:szCs w:val="21"/>
+          <w:shd w:val="clear" w:color="auto" w:fill="FFFFFF"/>
+        </w:rPr>
+      </w:pPr>
+      <w:r>
+        <w:rPr>
+          <w:rFonts w:ascii="微软雅黑" w:eastAsia="微软雅黑" w:hAnsi="微软雅黑" w:cs="微软雅黑"/>
           <w:color w:val="2A2B2E"/>
           <w:sz w:val="21"/>
           <w:szCs w:val="21"/>
@@ -372,7 +372,7 @@
       </w:r>
       <w:r>
         <w:rPr>
-          <w:rFonts w:ascii="Microsoft YaHei" w:eastAsia="Microsoft YaHei" w:hAnsi="Microsoft YaHei" w:cs="Microsoft YaHei" w:hint="eastAsia"/>
+          <w:rFonts w:ascii="微软雅黑" w:eastAsia="微软雅黑" w:hAnsi="微软雅黑" w:cs="微软雅黑" w:hint="eastAsia"/>
           <w:color w:val="2A2B2E"/>
           <w:sz w:val="21"/>
           <w:szCs w:val="21"/>
@@ -385,16 +385,16 @@
       <w:pPr>
         <w:pStyle w:val="ListParagraph"/>
         <w:rPr>
-          <w:rFonts w:ascii="Microsoft YaHei" w:eastAsia="Microsoft YaHei" w:hAnsi="Microsoft YaHei" w:cs="Microsoft YaHei"/>
-          <w:color w:val="2A2B2E"/>
-          <w:sz w:val="21"/>
-          <w:szCs w:val="21"/>
-          <w:shd w:val="clear" w:color="auto" w:fill="FFFFFF"/>
-        </w:rPr>
-      </w:pPr>
-      <w:r>
-        <w:rPr>
-          <w:rFonts w:ascii="Microsoft YaHei" w:eastAsia="Microsoft YaHei" w:hAnsi="Microsoft YaHei" w:cs="Microsoft YaHei"/>
+          <w:rFonts w:ascii="微软雅黑" w:eastAsia="微软雅黑" w:hAnsi="微软雅黑" w:cs="微软雅黑"/>
+          <w:color w:val="2A2B2E"/>
+          <w:sz w:val="21"/>
+          <w:szCs w:val="21"/>
+          <w:shd w:val="clear" w:color="auto" w:fill="FFFFFF"/>
+        </w:rPr>
+      </w:pPr>
+      <w:r>
+        <w:rPr>
+          <w:rFonts w:ascii="微软雅黑" w:eastAsia="微软雅黑" w:hAnsi="微软雅黑" w:cs="微软雅黑"/>
           <w:color w:val="2A2B2E"/>
           <w:sz w:val="21"/>
           <w:szCs w:val="21"/>
@@ -407,16 +407,16 @@
       <w:pPr>
         <w:pStyle w:val="ListParagraph"/>
         <w:rPr>
-          <w:rFonts w:ascii="Microsoft YaHei" w:eastAsia="Microsoft YaHei" w:hAnsi="Microsoft YaHei" w:cs="Microsoft YaHei"/>
-          <w:color w:val="2A2B2E"/>
-          <w:sz w:val="21"/>
-          <w:szCs w:val="21"/>
-          <w:shd w:val="clear" w:color="auto" w:fill="FFFFFF"/>
-        </w:rPr>
-      </w:pPr>
-      <w:r>
-        <w:rPr>
-          <w:rFonts w:ascii="Microsoft YaHei" w:eastAsia="Microsoft YaHei" w:hAnsi="Microsoft YaHei" w:cs="Microsoft YaHei" w:hint="eastAsia"/>
+          <w:rFonts w:ascii="微软雅黑" w:eastAsia="微软雅黑" w:hAnsi="微软雅黑" w:cs="微软雅黑"/>
+          <w:color w:val="2A2B2E"/>
+          <w:sz w:val="21"/>
+          <w:szCs w:val="21"/>
+          <w:shd w:val="clear" w:color="auto" w:fill="FFFFFF"/>
+        </w:rPr>
+      </w:pPr>
+      <w:r>
+        <w:rPr>
+          <w:rFonts w:ascii="微软雅黑" w:eastAsia="微软雅黑" w:hAnsi="微软雅黑" w:cs="微软雅黑" w:hint="eastAsia"/>
           <w:color w:val="2A2B2E"/>
           <w:sz w:val="21"/>
           <w:szCs w:val="21"/>
@@ -433,7 +433,7 @@
           <w:numId w:val="1"/>
         </w:numPr>
         <w:rPr>
-          <w:rFonts w:ascii="Microsoft YaHei" w:eastAsia="Microsoft YaHei" w:hAnsi="Microsoft YaHei" w:cs="Microsoft YaHei"/>
+          <w:rFonts w:ascii="微软雅黑" w:eastAsia="微软雅黑" w:hAnsi="微软雅黑" w:cs="微软雅黑"/>
           <w:color w:val="2A2B2E"/>
           <w:sz w:val="21"/>
           <w:szCs w:val="21"/>
@@ -463,7 +463,7 @@
       </w:r>
       <w:r>
         <w:rPr>
-          <w:rFonts w:ascii="SimSun" w:eastAsia="SimSun" w:hAnsi="SimSun" w:cs="SimSun" w:hint="eastAsia"/>
+          <w:rFonts w:ascii="宋体" w:eastAsia="宋体" w:hAnsi="宋体" w:cs="宋体" w:hint="eastAsia"/>
         </w:rPr>
         <w:t>）</w:t>
       </w:r>
@@ -476,7 +476,7 @@
           <w:numId w:val="1"/>
         </w:numPr>
         <w:rPr>
-          <w:rFonts w:ascii="Microsoft YaHei" w:eastAsia="Microsoft YaHei" w:hAnsi="Microsoft YaHei" w:cs="Microsoft YaHei"/>
+          <w:rFonts w:ascii="微软雅黑" w:eastAsia="微软雅黑" w:hAnsi="微软雅黑" w:cs="微软雅黑"/>
           <w:color w:val="2A2B2E"/>
           <w:sz w:val="21"/>
           <w:szCs w:val="21"/>
@@ -506,7 +506,7 @@
       </w:r>
       <w:r>
         <w:rPr>
-          <w:rFonts w:ascii="Microsoft YaHei" w:eastAsia="Microsoft YaHei" w:hAnsi="Microsoft YaHei" w:cs="Microsoft YaHei"/>
+          <w:rFonts w:ascii="微软雅黑" w:eastAsia="微软雅黑" w:hAnsi="微软雅黑" w:cs="微软雅黑"/>
           <w:color w:val="2A2B2E"/>
           <w:sz w:val="21"/>
           <w:szCs w:val="21"/>
@@ -519,7 +519,7 @@
       <w:pPr>
         <w:pStyle w:val="ListParagraph"/>
         <w:rPr>
-          <w:rFonts w:ascii="SimSun" w:eastAsia="SimSun" w:hAnsi="SimSun" w:cs="SimSun"/>
+          <w:rFonts w:ascii="宋体" w:eastAsia="宋体" w:hAnsi="宋体" w:cs="宋体"/>
         </w:rPr>
       </w:pPr>
       <w:r>
@@ -527,7 +527,7 @@
       </w:r>
       <w:r>
         <w:rPr>
-          <w:rFonts w:ascii="SimSun" w:eastAsia="SimSun" w:hAnsi="SimSun" w:cs="SimSun" w:hint="eastAsia"/>
+          <w:rFonts w:ascii="宋体" w:eastAsia="宋体" w:hAnsi="宋体" w:cs="宋体" w:hint="eastAsia"/>
         </w:rPr>
         <w:t>）</w:t>
       </w:r>
@@ -540,7 +540,7 @@
           <w:numId w:val="1"/>
         </w:numPr>
         <w:rPr>
-          <w:rFonts w:ascii="Microsoft YaHei" w:eastAsia="Microsoft YaHei" w:hAnsi="Microsoft YaHei" w:cs="Microsoft YaHei"/>
+          <w:rFonts w:ascii="微软雅黑" w:eastAsia="微软雅黑" w:hAnsi="微软雅黑" w:cs="微软雅黑"/>
           <w:color w:val="2A2B2E"/>
           <w:sz w:val="21"/>
           <w:szCs w:val="21"/>
@@ -576,7 +576,7 @@
       </w:r>
       <w:r>
         <w:rPr>
-          <w:rFonts w:ascii="SimSun" w:eastAsia="SimSun" w:hAnsi="SimSun" w:cs="SimSun" w:hint="eastAsia"/>
+          <w:rFonts w:ascii="宋体" w:eastAsia="宋体" w:hAnsi="宋体" w:cs="宋体" w:hint="eastAsia"/>
         </w:rPr>
         <w:t>）</w:t>
       </w:r>
@@ -589,7 +589,7 @@
           <w:numId w:val="1"/>
         </w:numPr>
         <w:rPr>
-          <w:rFonts w:ascii="Microsoft YaHei" w:eastAsia="Microsoft YaHei" w:hAnsi="Microsoft YaHei" w:cs="Microsoft YaHei"/>
+          <w:rFonts w:ascii="微软雅黑" w:eastAsia="微软雅黑" w:hAnsi="微软雅黑" w:cs="微软雅黑"/>
           <w:color w:val="2A2B2E"/>
           <w:sz w:val="21"/>
           <w:szCs w:val="21"/>
@@ -625,7 +625,7 @@
       </w:r>
       <w:r>
         <w:rPr>
-          <w:rFonts w:ascii="SimSun" w:eastAsia="SimSun" w:hAnsi="SimSun" w:cs="SimSun" w:hint="eastAsia"/>
+          <w:rFonts w:ascii="宋体" w:eastAsia="宋体" w:hAnsi="宋体" w:cs="宋体" w:hint="eastAsia"/>
         </w:rPr>
         <w:t>）</w:t>
       </w:r>
@@ -638,7 +638,7 @@
           <w:numId w:val="1"/>
         </w:numPr>
         <w:rPr>
-          <w:rFonts w:ascii="Microsoft YaHei" w:eastAsia="Microsoft YaHei" w:hAnsi="Microsoft YaHei" w:cs="Microsoft YaHei"/>
+          <w:rFonts w:ascii="微软雅黑" w:eastAsia="微软雅黑" w:hAnsi="微软雅黑" w:cs="微软雅黑"/>
           <w:color w:val="2A2B2E"/>
           <w:sz w:val="21"/>
           <w:szCs w:val="21"/>
@@ -674,7 +674,7 @@
       </w:r>
       <w:r>
         <w:rPr>
-          <w:rFonts w:ascii="SimSun" w:eastAsia="SimSun" w:hAnsi="SimSun" w:cs="SimSun" w:hint="eastAsia"/>
+          <w:rFonts w:ascii="宋体" w:eastAsia="宋体" w:hAnsi="宋体" w:cs="宋体" w:hint="eastAsia"/>
         </w:rPr>
         <w:t>）</w:t>
       </w:r>
@@ -683,16 +683,16 @@
       <w:pPr>
         <w:ind w:left="360"/>
         <w:rPr>
-          <w:rFonts w:ascii="Microsoft YaHei" w:eastAsia="Microsoft YaHei" w:hAnsi="Microsoft YaHei" w:cs="Microsoft YaHei"/>
-          <w:color w:val="2A2B2E"/>
-          <w:sz w:val="21"/>
-          <w:szCs w:val="21"/>
-          <w:shd w:val="clear" w:color="auto" w:fill="FFFFFF"/>
-        </w:rPr>
-      </w:pPr>
-      <w:r>
-        <w:rPr>
-          <w:rFonts w:ascii="Microsoft YaHei" w:eastAsia="Microsoft YaHei" w:hAnsi="Microsoft YaHei" w:cs="Microsoft YaHei"/>
+          <w:rFonts w:ascii="微软雅黑" w:eastAsia="微软雅黑" w:hAnsi="微软雅黑" w:cs="微软雅黑"/>
+          <w:color w:val="2A2B2E"/>
+          <w:sz w:val="21"/>
+          <w:szCs w:val="21"/>
+          <w:shd w:val="clear" w:color="auto" w:fill="FFFFFF"/>
+        </w:rPr>
+      </w:pPr>
+      <w:r>
+        <w:rPr>
+          <w:rFonts w:ascii="微软雅黑" w:eastAsia="微软雅黑" w:hAnsi="微软雅黑" w:cs="微软雅黑"/>
           <w:color w:val="2A2B2E"/>
           <w:sz w:val="21"/>
           <w:szCs w:val="21"/>
@@ -761,7 +761,7 @@
       </w:r>
       <w:r>
         <w:rPr>
-          <w:rFonts w:ascii="Microsoft YaHei" w:eastAsia="Microsoft YaHei" w:hAnsi="Microsoft YaHei" w:cs="Microsoft YaHei" w:hint="eastAsia"/>
+          <w:rFonts w:ascii="微软雅黑" w:eastAsia="微软雅黑" w:hAnsi="微软雅黑" w:cs="微软雅黑" w:hint="eastAsia"/>
           <w:color w:val="2A2B2E"/>
           <w:sz w:val="20"/>
           <w:szCs w:val="20"/>
@@ -792,7 +792,7 @@
       </w:r>
       <w:r>
         <w:rPr>
-          <w:rFonts w:ascii="SimSun" w:eastAsia="SimSun" w:hAnsi="SimSun" w:cs="SimSun" w:hint="eastAsia"/>
+          <w:rFonts w:ascii="宋体" w:eastAsia="宋体" w:hAnsi="宋体" w:cs="宋体" w:hint="eastAsia"/>
         </w:rPr>
         <w:t>。</w:t>
       </w:r>
@@ -833,7 +833,7 @@
       </w:r>
       <w:r>
         <w:rPr>
-          <w:rFonts w:ascii="Microsoft YaHei" w:eastAsia="Microsoft YaHei" w:hAnsi="Microsoft YaHei" w:cs="Microsoft YaHei" w:hint="eastAsia"/>
+          <w:rFonts w:ascii="微软雅黑" w:eastAsia="微软雅黑" w:hAnsi="微软雅黑" w:cs="微软雅黑" w:hint="eastAsia"/>
           <w:color w:val="2A2B2E"/>
           <w:sz w:val="21"/>
           <w:szCs w:val="21"/>
@@ -857,7 +857,7 @@
       </w:r>
       <w:r>
         <w:rPr>
-          <w:rFonts w:ascii="SimSun" w:eastAsia="SimSun" w:hAnsi="SimSun" w:cs="SimSun" w:hint="eastAsia"/>
+          <w:rFonts w:ascii="宋体" w:eastAsia="宋体" w:hAnsi="宋体" w:cs="宋体" w:hint="eastAsia"/>
         </w:rPr>
         <w:t>。</w:t>
       </w:r>
@@ -889,7 +889,7 @@
       </w:r>
       <w:r>
         <w:rPr>
-          <w:rFonts w:ascii="SimSun" w:eastAsia="SimSun" w:hAnsi="SimSun" w:cs="SimSun" w:hint="eastAsia"/>
+          <w:rFonts w:ascii="宋体" w:eastAsia="宋体" w:hAnsi="宋体" w:cs="宋体" w:hint="eastAsia"/>
         </w:rPr>
         <w:t>。</w:t>
       </w:r>
@@ -937,7 +937,7 @@
       </w:r>
       <w:r>
         <w:rPr>
-          <w:rFonts w:ascii="SimSun" w:eastAsia="SimSun" w:hAnsi="SimSun" w:cs="SimSun" w:hint="eastAsia"/>
+          <w:rFonts w:ascii="宋体" w:eastAsia="宋体" w:hAnsi="宋体" w:cs="宋体" w:hint="eastAsia"/>
         </w:rPr>
         <w:t>击</w:t>
       </w:r>
@@ -967,7 +967,7 @@
       </w:r>
       <w:r>
         <w:rPr>
-          <w:rFonts w:ascii="SimSun" w:eastAsia="SimSun" w:hAnsi="SimSun" w:cs="SimSun" w:hint="eastAsia"/>
+          <w:rFonts w:ascii="宋体" w:eastAsia="宋体" w:hAnsi="宋体" w:cs="宋体" w:hint="eastAsia"/>
         </w:rPr>
         <w:t>。</w:t>
       </w:r>
@@ -996,7 +996,7 @@
       </w:r>
       <w:r>
         <w:rPr>
-          <w:rFonts w:ascii="SimSun" w:eastAsia="SimSun" w:hAnsi="SimSun" w:cs="SimSun" w:hint="eastAsia"/>
+          <w:rFonts w:ascii="宋体" w:eastAsia="宋体" w:hAnsi="宋体" w:cs="宋体" w:hint="eastAsia"/>
         </w:rPr>
         <w:t>间</w:t>
       </w:r>
@@ -1037,7 +1037,7 @@
       </w:r>
       <w:r>
         <w:rPr>
-          <w:rFonts w:ascii="Microsoft YaHei" w:eastAsia="Microsoft YaHei" w:hAnsi="Microsoft YaHei" w:cs="Microsoft YaHei" w:hint="eastAsia"/>
+          <w:rFonts w:ascii="微软雅黑" w:eastAsia="微软雅黑" w:hAnsi="微软雅黑" w:cs="微软雅黑" w:hint="eastAsia"/>
           <w:color w:val="2A2B2E"/>
           <w:sz w:val="21"/>
           <w:szCs w:val="21"/>
@@ -1065,7 +1065,7 @@
       </w:r>
       <w:r>
         <w:rPr>
-          <w:rFonts w:ascii="SimSun" w:eastAsia="SimSun" w:hAnsi="SimSun" w:cs="SimSun" w:hint="eastAsia"/>
+          <w:rFonts w:ascii="宋体" w:eastAsia="宋体" w:hAnsi="宋体" w:cs="宋体" w:hint="eastAsia"/>
         </w:rPr>
         <w:t>间</w:t>
       </w:r>
@@ -1092,7 +1092,7 @@
       </w:r>
       <w:r>
         <w:rPr>
-          <w:rFonts w:ascii="SimSun" w:eastAsia="SimSun" w:hAnsi="SimSun" w:cs="SimSun" w:hint="eastAsia"/>
+          <w:rFonts w:ascii="宋体" w:eastAsia="宋体" w:hAnsi="宋体" w:cs="宋体" w:hint="eastAsia"/>
         </w:rPr>
         <w:t>宅</w:t>
       </w:r>
@@ -1557,13 +1557,59 @@
         </w:numPr>
       </w:pPr>
       <w:r>
-        <w:t xml:space="preserve">Affairs staff on the possibility of raising those fine for littering to </w:t>
+        <w:t xml:space="preserve">Affairs staff on the possibility of raising those </w:t>
       </w:r>
       <w:proofErr w:type="gramStart"/>
       <w:r>
+        <w:t>fine</w:t>
+      </w:r>
+      <w:proofErr w:type="gramEnd"/>
+      <w:r>
+        <w:t xml:space="preserve"> for littering to </w:t>
+      </w:r>
+      <w:proofErr w:type="gramStart"/>
+      <w:r>
         <w:t>500 .</w:t>
       </w:r>
       <w:proofErr w:type="gramEnd"/>
+    </w:p>
+    <w:p>
+      <w:pPr>
+        <w:ind w:left="360"/>
+      </w:pPr>
+      <w:r>
+        <w:rPr>
+          <w:rFonts w:hint="eastAsia"/>
+        </w:rPr>
+        <w:t>9/7/2026</w:t>
+      </w:r>
+    </w:p>
+    <w:p>
+      <w:pPr>
+        <w:pStyle w:val="ListParagraph"/>
+        <w:numPr>
+          <w:ilvl w:val="0"/>
+          <w:numId w:val="14"/>
+        </w:numPr>
+      </w:pPr>
+      <w:r>
+        <w:t>A towering wave is an impressively tall, massive wall of water that rises high above the surrounding ocean surface</w:t>
+      </w:r>
+    </w:p>
+    <w:p>
+      <w:pPr>
+        <w:pStyle w:val="ListParagraph"/>
+        <w:numPr>
+          <w:ilvl w:val="0"/>
+          <w:numId w:val="14"/>
+        </w:numPr>
+        <w:rPr>
+          <w:rFonts w:hint="eastAsia"/>
+        </w:rPr>
+      </w:pPr>
+      <w:r>
+        <w:t>riddle</w:t>
+      </w:r>
     </w:p>
     <w:p>
       <w:pPr>
@@ -1603,7 +1649,6 @@
         </w:numPr>
       </w:pPr>
       <w:r>
-        <w:lastRenderedPageBreak/>
         <w:t>albeit:</w:t>
       </w:r>
       <w:r>
@@ -1628,7 +1673,7 @@
       </w:r>
       <w:r>
         <w:rPr>
-          <w:rFonts w:ascii="Microsoft YaHei" w:eastAsia="Microsoft YaHei" w:hAnsi="Microsoft YaHei" w:cs="Microsoft YaHei" w:hint="eastAsia"/>
+          <w:rFonts w:ascii="微软雅黑" w:eastAsia="微软雅黑" w:hAnsi="微软雅黑" w:cs="微软雅黑" w:hint="eastAsia"/>
           <w:color w:val="2A2B2E"/>
           <w:sz w:val="21"/>
           <w:szCs w:val="21"/>
@@ -1702,7 +1747,7 @@
       </w:r>
       <w:r>
         <w:rPr>
-          <w:rFonts w:ascii="Microsoft YaHei" w:eastAsia="Microsoft YaHei" w:hAnsi="Microsoft YaHei" w:cs="Microsoft YaHei" w:hint="eastAsia"/>
+          <w:rFonts w:ascii="微软雅黑" w:eastAsia="微软雅黑" w:hAnsi="微软雅黑" w:cs="微软雅黑" w:hint="eastAsia"/>
           <w:color w:val="2A2B2E"/>
           <w:sz w:val="21"/>
           <w:szCs w:val="21"/>
@@ -1801,7 +1846,7 @@
       </w:r>
       <w:r>
         <w:rPr>
-          <w:rFonts w:ascii="Microsoft YaHei" w:eastAsia="Microsoft YaHei" w:hAnsi="Microsoft YaHei" w:cs="Microsoft YaHei" w:hint="eastAsia"/>
+          <w:rFonts w:ascii="微软雅黑" w:eastAsia="微软雅黑" w:hAnsi="微软雅黑" w:cs="微软雅黑" w:hint="eastAsia"/>
           <w:color w:val="2A2B2E"/>
           <w:sz w:val="21"/>
           <w:szCs w:val="21"/>
@@ -1843,7 +1888,7 @@
       </w:r>
       <w:r>
         <w:rPr>
-          <w:rFonts w:ascii="Microsoft YaHei" w:eastAsia="Microsoft YaHei" w:hAnsi="Microsoft YaHei" w:cs="Microsoft YaHei" w:hint="eastAsia"/>
+          <w:rFonts w:ascii="微软雅黑" w:eastAsia="微软雅黑" w:hAnsi="微软雅黑" w:cs="微软雅黑" w:hint="eastAsia"/>
           <w:color w:val="2A2B2E"/>
           <w:sz w:val="21"/>
           <w:szCs w:val="21"/>
@@ -2104,7 +2149,7 @@
       </w:r>
       <w:r>
         <w:rPr>
-          <w:rFonts w:ascii="SimSun" w:eastAsia="SimSun" w:hAnsi="SimSun" w:cs="SimSun" w:hint="eastAsia"/>
+          <w:rFonts w:ascii="宋体" w:eastAsia="宋体" w:hAnsi="宋体" w:cs="宋体" w:hint="eastAsia"/>
         </w:rPr>
         <w:t>。</w:t>
       </w:r>
@@ -2188,7 +2233,7 @@
       </w:r>
       <w:r>
         <w:rPr>
-          <w:rFonts w:ascii="Microsoft YaHei" w:eastAsia="Microsoft YaHei" w:hAnsi="Microsoft YaHei" w:cs="Microsoft YaHei" w:hint="eastAsia"/>
+          <w:rFonts w:ascii="微软雅黑" w:eastAsia="微软雅黑" w:hAnsi="微软雅黑" w:cs="微软雅黑" w:hint="eastAsia"/>
           <w:color w:val="2A2B2E"/>
           <w:sz w:val="21"/>
           <w:szCs w:val="21"/>
@@ -2261,7 +2306,6 @@
         </w:numPr>
       </w:pPr>
       <w:r>
-        <w:lastRenderedPageBreak/>
         <w:t xml:space="preserve">By threatening and instituting tariffs on longtime allies, moving to overhaul the US immigration system, promising “mass deportations” and empowering unelected billionaire Elon Musk to fire thousands of federal employees and Potentially shutter entire agencies established by Congress, </w:t>
       </w:r>
       <w:r>
@@ -2330,15 +2374,7 @@
         </w:numPr>
       </w:pPr>
       <w:r>
-        <w:t xml:space="preserve">The leisure and hospitality industry </w:t>
-      </w:r>
-      <w:proofErr w:type="gramStart"/>
-      <w:r>
-        <w:t>is</w:t>
-      </w:r>
-      <w:proofErr w:type="gramEnd"/>
-      <w:r>
-        <w:t xml:space="preserve"> one of the US economy's biggest sectors,</w:t>
+        <w:t>The leisure and hospitality industry is one of the US economy's biggest sectors,</w:t>
       </w:r>
     </w:p>
     <w:p>
@@ -2441,7 +2477,7 @@
       </w:r>
       <w:r>
         <w:rPr>
-          <w:rFonts w:ascii="Microsoft YaHei" w:eastAsia="Microsoft YaHei" w:hAnsi="Microsoft YaHei" w:cs="Microsoft YaHei" w:hint="eastAsia"/>
+          <w:rFonts w:ascii="微软雅黑" w:eastAsia="微软雅黑" w:hAnsi="微软雅黑" w:cs="微软雅黑" w:hint="eastAsia"/>
           <w:color w:val="2A2B2E"/>
           <w:sz w:val="21"/>
           <w:szCs w:val="21"/>
@@ -2519,7 +2555,7 @@
       </w:r>
       <w:r>
         <w:rPr>
-          <w:rFonts w:ascii="Microsoft YaHei" w:eastAsia="Microsoft YaHei" w:hAnsi="Microsoft YaHei" w:cs="Microsoft YaHei" w:hint="eastAsia"/>
+          <w:rFonts w:ascii="微软雅黑" w:eastAsia="微软雅黑" w:hAnsi="微软雅黑" w:cs="微软雅黑" w:hint="eastAsia"/>
           <w:color w:val="2A2B2E"/>
           <w:sz w:val="21"/>
           <w:szCs w:val="21"/>
@@ -2579,7 +2615,6 @@
         <w:pStyle w:val="ListParagraph"/>
       </w:pPr>
       <w:r>
-        <w:lastRenderedPageBreak/>
         <w:t>The government is considering instituting tariffs on imported goods to protect local industries.</w:t>
       </w:r>
     </w:p>
@@ -2634,7 +2669,7 @@
       </w:r>
       <w:r>
         <w:rPr>
-          <w:rFonts w:ascii="SimSun" w:eastAsia="SimSun" w:hAnsi="SimSun" w:cs="SimSun" w:hint="eastAsia"/>
+          <w:rFonts w:ascii="宋体" w:eastAsia="宋体" w:hAnsi="宋体" w:cs="宋体" w:hint="eastAsia"/>
         </w:rPr>
         <w:t>统</w:t>
       </w:r>
@@ -2732,7 +2767,7 @@
       </w:r>
       <w:r>
         <w:rPr>
-          <w:rFonts w:ascii="SimSun" w:eastAsia="SimSun" w:hAnsi="SimSun" w:cs="SimSun" w:hint="eastAsia"/>
+          <w:rFonts w:ascii="宋体" w:eastAsia="宋体" w:hAnsi="宋体" w:cs="宋体" w:hint="eastAsia"/>
         </w:rPr>
         <w:t>施</w:t>
       </w:r>
@@ -2756,7 +2791,7 @@
       <w:pPr>
         <w:pStyle w:val="ListParagraph"/>
         <w:rPr>
-          <w:rFonts w:ascii="SimSun" w:eastAsia="SimSun" w:hAnsi="SimSun" w:cs="SimSun"/>
+          <w:rFonts w:ascii="宋体" w:eastAsia="宋体" w:hAnsi="宋体" w:cs="宋体"/>
         </w:rPr>
       </w:pPr>
       <w:r>
@@ -2764,7 +2799,7 @@
       </w:r>
       <w:r>
         <w:rPr>
-          <w:rFonts w:ascii="SimSun" w:eastAsia="SimSun" w:hAnsi="SimSun" w:cs="SimSun" w:hint="eastAsia"/>
+          <w:rFonts w:ascii="宋体" w:eastAsia="宋体" w:hAnsi="宋体" w:cs="宋体" w:hint="eastAsia"/>
         </w:rPr>
         <w:t>生</w:t>
       </w:r>
@@ -2798,7 +2833,7 @@
       </w:r>
       <w:r>
         <w:rPr>
-          <w:rFonts w:ascii="SimSun" w:eastAsia="SimSun" w:hAnsi="SimSun" w:cs="SimSun" w:hint="eastAsia"/>
+          <w:rFonts w:ascii="宋体" w:eastAsia="宋体" w:hAnsi="宋体" w:cs="宋体" w:hint="eastAsia"/>
         </w:rPr>
         <w:t>业</w:t>
       </w:r>
@@ -2819,7 +2854,7 @@
       </w:r>
       <w:r>
         <w:rPr>
-          <w:rFonts w:ascii="SimSun" w:eastAsia="SimSun" w:hAnsi="SimSun" w:cs="SimSun" w:hint="eastAsia"/>
+          <w:rFonts w:ascii="宋体" w:eastAsia="宋体" w:hAnsi="宋体" w:cs="宋体" w:hint="eastAsia"/>
         </w:rPr>
         <w:t>令</w:t>
       </w:r>
@@ -2871,7 +2906,7 @@
       </w:r>
       <w:r>
         <w:rPr>
-          <w:rFonts w:ascii="SimSun" w:eastAsia="SimSun" w:hAnsi="SimSun" w:cs="SimSun" w:hint="eastAsia"/>
+          <w:rFonts w:ascii="宋体" w:eastAsia="宋体" w:hAnsi="宋体" w:cs="宋体" w:hint="eastAsia"/>
         </w:rPr>
         <w:t>中</w:t>
       </w:r>
@@ -3127,7 +3162,6 @@
     </w:p>
     <w:p>
       <w:r>
-        <w:lastRenderedPageBreak/>
         <w:t>02/27/2025</w:t>
       </w:r>
     </w:p>
@@ -3263,7 +3297,7 @@
       </w:r>
       <w:r>
         <w:rPr>
-          <w:rFonts w:ascii="Microsoft YaHei" w:eastAsia="Microsoft YaHei" w:hAnsi="Microsoft YaHei" w:cs="Microsoft YaHei" w:hint="eastAsia"/>
+          <w:rFonts w:ascii="微软雅黑" w:eastAsia="微软雅黑" w:hAnsi="微软雅黑" w:cs="微软雅黑" w:hint="eastAsia"/>
           <w:color w:val="2A2B2E"/>
           <w:sz w:val="21"/>
           <w:szCs w:val="21"/>
@@ -3655,7 +3689,7 @@
       </w:r>
       <w:r>
         <w:rPr>
-          <w:rFonts w:ascii="Microsoft YaHei" w:eastAsia="Microsoft YaHei" w:hAnsi="Microsoft YaHei" w:cs="Microsoft YaHei" w:hint="eastAsia"/>
+          <w:rFonts w:ascii="微软雅黑" w:eastAsia="微软雅黑" w:hAnsi="微软雅黑" w:cs="微软雅黑" w:hint="eastAsia"/>
           <w:color w:val="2A2B2E"/>
           <w:sz w:val="21"/>
           <w:szCs w:val="21"/>
@@ -3705,7 +3739,7 @@
       </w:r>
       <w:r>
         <w:rPr>
-          <w:rFonts w:ascii="Microsoft YaHei" w:eastAsia="Microsoft YaHei" w:hAnsi="Microsoft YaHei" w:cs="Microsoft YaHei" w:hint="eastAsia"/>
+          <w:rFonts w:ascii="微软雅黑" w:eastAsia="微软雅黑" w:hAnsi="微软雅黑" w:cs="微软雅黑" w:hint="eastAsia"/>
           <w:color w:val="2A2B2E"/>
           <w:sz w:val="21"/>
           <w:szCs w:val="21"/>
@@ -3755,7 +3789,7 @@
       </w:r>
       <w:r>
         <w:rPr>
-          <w:rFonts w:ascii="Microsoft YaHei" w:eastAsia="Microsoft YaHei" w:hAnsi="Microsoft YaHei" w:cs="Microsoft YaHei" w:hint="eastAsia"/>
+          <w:rFonts w:ascii="微软雅黑" w:eastAsia="微软雅黑" w:hAnsi="微软雅黑" w:cs="微软雅黑" w:hint="eastAsia"/>
           <w:color w:val="2A2B2E"/>
           <w:sz w:val="21"/>
           <w:szCs w:val="21"/>
@@ -3815,7 +3849,7 @@
           <w:tab w:val="left" w:pos="1633"/>
         </w:tabs>
         <w:rPr>
-          <w:rFonts w:ascii="Microsoft YaHei" w:eastAsia="Microsoft YaHei" w:hAnsi="Microsoft YaHei" w:cs="Microsoft YaHei"/>
+          <w:rFonts w:ascii="微软雅黑" w:eastAsia="微软雅黑" w:hAnsi="微软雅黑" w:cs="微软雅黑"/>
           <w:color w:val="2A2B2E"/>
           <w:sz w:val="21"/>
           <w:szCs w:val="21"/>
@@ -3874,7 +3908,7 @@
       </w:r>
       <w:r>
         <w:rPr>
-          <w:rFonts w:ascii="Microsoft YaHei" w:eastAsia="Microsoft YaHei" w:hAnsi="Microsoft YaHei" w:cs="Microsoft YaHei" w:hint="eastAsia"/>
+          <w:rFonts w:ascii="微软雅黑" w:eastAsia="微软雅黑" w:hAnsi="微软雅黑" w:cs="微软雅黑" w:hint="eastAsia"/>
           <w:color w:val="2A2B2E"/>
           <w:sz w:val="21"/>
           <w:szCs w:val="21"/>
@@ -3889,16 +3923,16 @@
           <w:tab w:val="left" w:pos="1633"/>
         </w:tabs>
         <w:rPr>
-          <w:rFonts w:ascii="Microsoft YaHei" w:eastAsia="Microsoft YaHei" w:hAnsi="Microsoft YaHei" w:cs="Microsoft YaHei"/>
-          <w:color w:val="2A2B2E"/>
-          <w:sz w:val="21"/>
-          <w:szCs w:val="21"/>
-          <w:shd w:val="clear" w:color="auto" w:fill="FFFFFF"/>
-        </w:rPr>
-      </w:pPr>
-      <w:r>
-        <w:rPr>
-          <w:rFonts w:ascii="Microsoft YaHei" w:eastAsia="Microsoft YaHei" w:hAnsi="Microsoft YaHei" w:cs="Microsoft YaHei"/>
+          <w:rFonts w:ascii="微软雅黑" w:eastAsia="微软雅黑" w:hAnsi="微软雅黑" w:cs="微软雅黑"/>
+          <w:color w:val="2A2B2E"/>
+          <w:sz w:val="21"/>
+          <w:szCs w:val="21"/>
+          <w:shd w:val="clear" w:color="auto" w:fill="FFFFFF"/>
+        </w:rPr>
+      </w:pPr>
+      <w:r>
+        <w:rPr>
+          <w:rFonts w:ascii="微软雅黑" w:eastAsia="微软雅黑" w:hAnsi="微软雅黑" w:cs="微软雅黑"/>
           <w:color w:val="2A2B2E"/>
           <w:sz w:val="21"/>
           <w:szCs w:val="21"/>
@@ -3908,7 +3942,7 @@
       </w:r>
       <w:r>
         <w:rPr>
-          <w:rFonts w:ascii="Microsoft YaHei" w:eastAsia="Microsoft YaHei" w:hAnsi="Microsoft YaHei" w:cs="Microsoft YaHei" w:hint="eastAsia"/>
+          <w:rFonts w:ascii="微软雅黑" w:eastAsia="微软雅黑" w:hAnsi="微软雅黑" w:cs="微软雅黑" w:hint="eastAsia"/>
           <w:color w:val="2A2B2E"/>
           <w:sz w:val="21"/>
           <w:szCs w:val="21"/>
@@ -3918,7 +3952,7 @@
       </w:r>
       <w:r>
         <w:rPr>
-          <w:rFonts w:ascii="Microsoft YaHei" w:eastAsia="Microsoft YaHei" w:hAnsi="Microsoft YaHei" w:cs="Microsoft YaHei"/>
+          <w:rFonts w:ascii="微软雅黑" w:eastAsia="微软雅黑" w:hAnsi="微软雅黑" w:cs="微软雅黑"/>
           <w:color w:val="2A2B2E"/>
           <w:sz w:val="21"/>
           <w:szCs w:val="21"/>
@@ -3928,7 +3962,7 @@
       </w:r>
       <w:r>
         <w:rPr>
-          <w:rFonts w:ascii="Microsoft YaHei" w:eastAsia="Microsoft YaHei" w:hAnsi="Microsoft YaHei" w:cs="Microsoft YaHei" w:hint="eastAsia"/>
+          <w:rFonts w:ascii="微软雅黑" w:eastAsia="微软雅黑" w:hAnsi="微软雅黑" w:cs="微软雅黑" w:hint="eastAsia"/>
           <w:color w:val="2A2B2E"/>
           <w:sz w:val="21"/>
           <w:szCs w:val="21"/>
@@ -3952,6 +3986,7 @@
           <w:sz w:val="24"/>
           <w:szCs w:val="24"/>
         </w:rPr>
+        <w:lastRenderedPageBreak/>
         <w:t xml:space="preserve">The dissipation of </w:t>
       </w:r>
       <w:r>
@@ -4016,7 +4051,7 @@
       <w:proofErr w:type="gramEnd"/>
       <w:r>
         <w:rPr>
-          <w:rFonts w:ascii="Microsoft YaHei" w:eastAsia="Microsoft YaHei" w:hAnsi="Microsoft YaHei" w:cs="Microsoft YaHei" w:hint="eastAsia"/>
+          <w:rFonts w:ascii="微软雅黑" w:eastAsia="微软雅黑" w:hAnsi="微软雅黑" w:cs="微软雅黑" w:hint="eastAsia"/>
           <w:color w:val="2A2B2E"/>
           <w:sz w:val="21"/>
           <w:szCs w:val="21"/>
@@ -4029,7 +4064,7 @@
       <w:pPr>
         <w:spacing w:before="100" w:beforeAutospacing="1" w:after="100" w:afterAutospacing="1" w:line="240" w:lineRule="auto"/>
         <w:rPr>
-          <w:rFonts w:ascii="SimSun" w:eastAsia="SimSun" w:hAnsi="SimSun" w:cs="SimSun"/>
+          <w:rFonts w:ascii="宋体" w:eastAsia="宋体" w:hAnsi="宋体" w:cs="宋体"/>
           <w:sz w:val="24"/>
           <w:szCs w:val="24"/>
         </w:rPr>
@@ -4061,7 +4096,7 @@
       <w:proofErr w:type="gramStart"/>
       <w:r>
         <w:rPr>
-          <w:rFonts w:ascii="SimSun" w:eastAsia="SimSun" w:hAnsi="SimSun" w:cs="SimSun" w:hint="eastAsia"/>
+          <w:rFonts w:ascii="宋体" w:eastAsia="宋体" w:hAnsi="宋体" w:cs="宋体" w:hint="eastAsia"/>
           <w:sz w:val="24"/>
           <w:szCs w:val="24"/>
         </w:rPr>
@@ -4069,7 +4104,7 @@
       </w:r>
       <w:r>
         <w:rPr>
-          <w:rFonts w:ascii="SimSun" w:eastAsia="SimSun" w:hAnsi="SimSun" w:cs="SimSun" w:hint="eastAsia"/>
+          <w:rFonts w:ascii="宋体" w:eastAsia="宋体" w:hAnsi="宋体" w:cs="宋体" w:hint="eastAsia"/>
           <w:sz w:val="24"/>
           <w:szCs w:val="24"/>
         </w:rPr>
@@ -4086,7 +4121,7 @@
       </w:r>
       <w:r>
         <w:rPr>
-          <w:rFonts w:ascii="SimSun" w:eastAsia="SimSun" w:hAnsi="SimSun" w:cs="SimSun" w:hint="eastAsia"/>
+          <w:rFonts w:ascii="宋体" w:eastAsia="宋体" w:hAnsi="宋体" w:cs="宋体" w:hint="eastAsia"/>
           <w:sz w:val="24"/>
           <w:szCs w:val="24"/>
         </w:rPr>
@@ -4118,9 +4153,10 @@
         </w:rPr>
         <w:t xml:space="preserve"> </w:t>
       </w:r>
-      <w:r>
-        <w:rPr>
-          <w:rFonts w:ascii="SimSun" w:eastAsia="SimSun" w:hAnsi="SimSun" w:cs="SimSun" w:hint="eastAsia"/>
+      <w:proofErr w:type="gramStart"/>
+      <w:r>
+        <w:rPr>
+          <w:rFonts w:ascii="宋体" w:eastAsia="宋体" w:hAnsi="宋体" w:cs="宋体" w:hint="eastAsia"/>
           <w:sz w:val="24"/>
           <w:szCs w:val="24"/>
         </w:rPr>
@@ -4128,7 +4164,7 @@
       </w:r>
       <w:r>
         <w:rPr>
-          <w:rFonts w:ascii="SimSun" w:eastAsia="SimSun" w:hAnsi="SimSun" w:cs="SimSun" w:hint="eastAsia"/>
+          <w:rFonts w:ascii="宋体" w:eastAsia="宋体" w:hAnsi="宋体" w:cs="宋体" w:hint="eastAsia"/>
           <w:sz w:val="24"/>
           <w:szCs w:val="24"/>
         </w:rPr>
@@ -4136,18 +4172,27 @@
       </w:r>
       <w:r>
         <w:rPr>
-          <w:rFonts w:ascii="SimSun" w:eastAsia="SimSun" w:hAnsi="SimSun" w:cs="SimSun" w:hint="eastAsia"/>
+          <w:rFonts w:ascii="宋体" w:eastAsia="宋体" w:hAnsi="宋体" w:cs="宋体" w:hint="eastAsia"/>
           <w:sz w:val="24"/>
           <w:szCs w:val="24"/>
         </w:rPr>
-        <w:t>；发牢骚</w:t>
+        <w:t>；</w:t>
+      </w:r>
+      <w:proofErr w:type="gramEnd"/>
+      <w:r>
+        <w:rPr>
+          <w:rFonts w:ascii="宋体" w:eastAsia="宋体" w:hAnsi="宋体" w:cs="宋体" w:hint="eastAsia"/>
+          <w:sz w:val="24"/>
+          <w:szCs w:val="24"/>
+        </w:rPr>
+        <w:t>发牢骚</w:t>
       </w:r>
     </w:p>
     <w:p>
       <w:pPr>
         <w:spacing w:before="100" w:beforeAutospacing="1" w:after="100" w:afterAutospacing="1" w:line="240" w:lineRule="auto"/>
         <w:rPr>
-          <w:rFonts w:ascii="SimSun" w:eastAsia="SimSun" w:hAnsi="SimSun" w:cs="SimSun"/>
+          <w:rFonts w:ascii="宋体" w:eastAsia="宋体" w:hAnsi="宋体" w:cs="宋体"/>
           <w:sz w:val="24"/>
           <w:szCs w:val="24"/>
         </w:rPr>
@@ -4158,12 +4203,11 @@
           <w:sz w:val="24"/>
           <w:szCs w:val="24"/>
         </w:rPr>
-        <w:lastRenderedPageBreak/>
         <w:t>Do not whining</w:t>
       </w:r>
       <w:r>
         <w:rPr>
-          <w:rFonts w:ascii="SimSun" w:eastAsia="SimSun" w:hAnsi="SimSun" w:cs="SimSun" w:hint="eastAsia"/>
+          <w:rFonts w:ascii="宋体" w:eastAsia="宋体" w:hAnsi="宋体" w:cs="宋体" w:hint="eastAsia"/>
           <w:sz w:val="24"/>
           <w:szCs w:val="24"/>
         </w:rPr>
@@ -4171,7 +4215,7 @@
       </w:r>
       <w:r>
         <w:rPr>
-          <w:rFonts w:ascii="SimSun" w:eastAsia="SimSun" w:hAnsi="SimSun" w:cs="SimSun" w:hint="eastAsia"/>
+          <w:rFonts w:ascii="宋体" w:eastAsia="宋体" w:hAnsi="宋体" w:cs="宋体" w:hint="eastAsia"/>
           <w:sz w:val="24"/>
           <w:szCs w:val="24"/>
         </w:rPr>
@@ -4182,7 +4226,7 @@
       <w:pPr>
         <w:spacing w:before="100" w:beforeAutospacing="1" w:after="100" w:afterAutospacing="1" w:line="240" w:lineRule="auto"/>
         <w:rPr>
-          <w:rFonts w:ascii="Microsoft YaHei" w:eastAsia="Microsoft YaHei" w:hAnsi="Microsoft YaHei" w:cs="Microsoft YaHei"/>
+          <w:rFonts w:ascii="微软雅黑" w:eastAsia="微软雅黑" w:hAnsi="微软雅黑" w:cs="微软雅黑"/>
           <w:color w:val="2A2B2E"/>
           <w:sz w:val="21"/>
           <w:szCs w:val="21"/>
@@ -4260,7 +4304,7 @@
       </w:r>
       <w:r>
         <w:rPr>
-          <w:rFonts w:ascii="Microsoft YaHei" w:eastAsia="Microsoft YaHei" w:hAnsi="Microsoft YaHei" w:cs="Microsoft YaHei" w:hint="eastAsia"/>
+          <w:rFonts w:ascii="微软雅黑" w:eastAsia="微软雅黑" w:hAnsi="微软雅黑" w:cs="微软雅黑" w:hint="eastAsia"/>
           <w:color w:val="2A2B2E"/>
           <w:sz w:val="21"/>
           <w:szCs w:val="21"/>
@@ -4288,7 +4332,7 @@
       </w:r>
       <w:r>
         <w:rPr>
-          <w:rFonts w:ascii="SimSun" w:eastAsia="SimSun" w:hAnsi="SimSun" w:cs="SimSun" w:hint="eastAsia"/>
+          <w:rFonts w:ascii="宋体" w:eastAsia="宋体" w:hAnsi="宋体" w:cs="宋体" w:hint="eastAsia"/>
           <w:sz w:val="24"/>
           <w:szCs w:val="24"/>
         </w:rPr>
@@ -4302,7 +4346,7 @@
         <w:spacing w:before="0" w:beforeAutospacing="0" w:after="120" w:afterAutospacing="0" w:line="315" w:lineRule="atLeast"/>
         <w:rPr>
           <w:rStyle w:val="tran-text"/>
-          <w:rFonts w:ascii="Microsoft YaHei" w:eastAsia="Microsoft YaHei" w:hAnsi="Microsoft YaHei" w:cs="Microsoft YaHei"/>
+          <w:rFonts w:ascii="微软雅黑" w:eastAsia="微软雅黑" w:hAnsi="微软雅黑" w:cs="微软雅黑"/>
           <w:color w:val="2A2B2E"/>
           <w:sz w:val="21"/>
           <w:szCs w:val="21"/>
@@ -4340,7 +4384,7 @@
       <w:r>
         <w:rPr>
           <w:rStyle w:val="tran-text"/>
-          <w:rFonts w:ascii="Microsoft YaHei" w:eastAsia="Microsoft YaHei" w:hAnsi="Microsoft YaHei" w:cs="Microsoft YaHei" w:hint="eastAsia"/>
+          <w:rFonts w:ascii="微软雅黑" w:eastAsia="微软雅黑" w:hAnsi="微软雅黑" w:cs="微软雅黑" w:hint="eastAsia"/>
           <w:color w:val="2A2B2E"/>
           <w:sz w:val="21"/>
           <w:szCs w:val="21"/>
@@ -4360,7 +4404,7 @@
       <w:r>
         <w:rPr>
           <w:rStyle w:val="tran-text"/>
-          <w:rFonts w:ascii="Microsoft YaHei" w:eastAsia="Microsoft YaHei" w:hAnsi="Microsoft YaHei" w:cs="Microsoft YaHei" w:hint="eastAsia"/>
+          <w:rFonts w:ascii="微软雅黑" w:eastAsia="微软雅黑" w:hAnsi="微软雅黑" w:cs="微软雅黑" w:hint="eastAsia"/>
           <w:color w:val="2A2B2E"/>
           <w:sz w:val="21"/>
           <w:szCs w:val="21"/>
@@ -4374,7 +4418,7 @@
         <w:shd w:val="clear" w:color="auto" w:fill="FFFFFF"/>
         <w:spacing w:after="120" w:line="315" w:lineRule="atLeast"/>
         <w:rPr>
-          <w:rFonts w:ascii="Microsoft YaHei" w:eastAsia="Microsoft YaHei" w:hAnsi="Microsoft YaHei" w:cs="Microsoft YaHei"/>
+          <w:rFonts w:ascii="微软雅黑" w:eastAsia="微软雅黑" w:hAnsi="微软雅黑" w:cs="微软雅黑"/>
           <w:color w:val="2A2B2E"/>
           <w:sz w:val="21"/>
           <w:szCs w:val="21"/>
@@ -4400,7 +4444,7 @@
       </w:r>
       <w:r>
         <w:rPr>
-          <w:rFonts w:ascii="Microsoft YaHei" w:eastAsia="Microsoft YaHei" w:hAnsi="Microsoft YaHei" w:cs="Microsoft YaHei" w:hint="eastAsia"/>
+          <w:rFonts w:ascii="微软雅黑" w:eastAsia="微软雅黑" w:hAnsi="微软雅黑" w:cs="微软雅黑" w:hint="eastAsia"/>
           <w:color w:val="2A2B2E"/>
           <w:sz w:val="21"/>
           <w:szCs w:val="21"/>
@@ -4463,7 +4507,7 @@
       </w:r>
       <w:r>
         <w:rPr>
-          <w:rFonts w:ascii="Microsoft YaHei" w:eastAsia="Microsoft YaHei" w:hAnsi="Microsoft YaHei" w:cs="Microsoft YaHei" w:hint="eastAsia"/>
+          <w:rFonts w:ascii="微软雅黑" w:eastAsia="微软雅黑" w:hAnsi="微软雅黑" w:cs="微软雅黑" w:hint="eastAsia"/>
           <w:color w:val="2A2B2E"/>
           <w:sz w:val="21"/>
           <w:szCs w:val="21"/>
@@ -4481,7 +4525,7 @@
       </w:r>
       <w:r>
         <w:rPr>
-          <w:rFonts w:ascii="Microsoft YaHei" w:eastAsia="Microsoft YaHei" w:hAnsi="Microsoft YaHei" w:cs="Microsoft YaHei" w:hint="eastAsia"/>
+          <w:rFonts w:ascii="微软雅黑" w:eastAsia="微软雅黑" w:hAnsi="微软雅黑" w:cs="微软雅黑" w:hint="eastAsia"/>
           <w:color w:val="2A2B2E"/>
           <w:sz w:val="21"/>
           <w:szCs w:val="21"/>
@@ -4499,7 +4543,7 @@
       </w:r>
       <w:r>
         <w:rPr>
-          <w:rFonts w:ascii="Microsoft YaHei" w:eastAsia="Microsoft YaHei" w:hAnsi="Microsoft YaHei" w:cs="Microsoft YaHei" w:hint="eastAsia"/>
+          <w:rFonts w:ascii="微软雅黑" w:eastAsia="微软雅黑" w:hAnsi="微软雅黑" w:cs="微软雅黑" w:hint="eastAsia"/>
           <w:color w:val="2A2B2E"/>
           <w:sz w:val="21"/>
           <w:szCs w:val="21"/>
@@ -4514,7 +4558,7 @@
         <w:spacing w:before="0" w:beforeAutospacing="0" w:after="0" w:afterAutospacing="0" w:line="270" w:lineRule="atLeast"/>
         <w:ind w:right="60"/>
         <w:rPr>
-          <w:rFonts w:ascii="Microsoft YaHei" w:eastAsia="Microsoft YaHei" w:hAnsi="Microsoft YaHei" w:cs="Microsoft YaHei"/>
+          <w:rFonts w:ascii="微软雅黑" w:eastAsia="微软雅黑" w:hAnsi="微软雅黑" w:cs="微软雅黑"/>
           <w:color w:val="2A2B2E"/>
           <w:sz w:val="18"/>
           <w:szCs w:val="18"/>
@@ -4523,11 +4567,16 @@
       <w:r>
         <w:t xml:space="preserve"> </w:t>
       </w:r>
-      <w:r>
-        <w:t xml:space="preserve">war </w:t>
-      </w:r>
       <w:proofErr w:type="gramStart"/>
       <w:r>
+        <w:t>war</w:t>
+      </w:r>
+      <w:proofErr w:type="gramEnd"/>
+      <w:r>
+        <w:t xml:space="preserve"> </w:t>
+      </w:r>
+      <w:proofErr w:type="gramStart"/>
+      <w:r>
         <w:t>booty</w:t>
       </w:r>
       <w:r>
@@ -4539,7 +4588,7 @@
       </w:r>
       <w:r>
         <w:rPr>
-          <w:rFonts w:ascii="Microsoft YaHei" w:eastAsia="Microsoft YaHei" w:hAnsi="Microsoft YaHei" w:cs="Microsoft YaHei" w:hint="eastAsia"/>
+          <w:rFonts w:ascii="微软雅黑" w:eastAsia="微软雅黑" w:hAnsi="微软雅黑" w:cs="微软雅黑" w:hint="eastAsia"/>
           <w:color w:val="2A2B2E"/>
           <w:sz w:val="18"/>
           <w:szCs w:val="18"/>
@@ -4581,7 +4630,7 @@
       </w:r>
       <w:r>
         <w:rPr>
-          <w:rFonts w:ascii="Microsoft YaHei" w:eastAsia="Microsoft YaHei" w:hAnsi="Microsoft YaHei" w:cs="Microsoft YaHei" w:hint="eastAsia"/>
+          <w:rFonts w:ascii="微软雅黑" w:eastAsia="微软雅黑" w:hAnsi="微软雅黑" w:cs="微软雅黑" w:hint="eastAsia"/>
           <w:color w:val="2A2B2E"/>
           <w:sz w:val="21"/>
           <w:szCs w:val="21"/>
@@ -4596,16 +4645,16 @@
           <w:tab w:val="left" w:pos="1633"/>
         </w:tabs>
         <w:rPr>
-          <w:rFonts w:ascii="Microsoft YaHei" w:eastAsia="Microsoft YaHei" w:hAnsi="Microsoft YaHei" w:cs="Microsoft YaHei"/>
-          <w:color w:val="2A2B2E"/>
-          <w:sz w:val="21"/>
-          <w:szCs w:val="21"/>
-          <w:shd w:val="clear" w:color="auto" w:fill="FFFFFF"/>
-        </w:rPr>
-      </w:pPr>
-      <w:r>
-        <w:rPr>
-          <w:rFonts w:ascii="Microsoft YaHei" w:eastAsia="Microsoft YaHei" w:hAnsi="Microsoft YaHei" w:cs="Microsoft YaHei"/>
+          <w:rFonts w:ascii="微软雅黑" w:eastAsia="微软雅黑" w:hAnsi="微软雅黑" w:cs="微软雅黑"/>
+          <w:color w:val="2A2B2E"/>
+          <w:sz w:val="21"/>
+          <w:szCs w:val="21"/>
+          <w:shd w:val="clear" w:color="auto" w:fill="FFFFFF"/>
+        </w:rPr>
+      </w:pPr>
+      <w:r>
+        <w:rPr>
+          <w:rFonts w:ascii="微软雅黑" w:eastAsia="微软雅黑" w:hAnsi="微软雅黑" w:cs="微软雅黑"/>
           <w:color w:val="2A2B2E"/>
           <w:sz w:val="21"/>
           <w:szCs w:val="21"/>
@@ -4618,7 +4667,7 @@
       </w:r>
       <w:r>
         <w:rPr>
-          <w:rFonts w:ascii="Microsoft YaHei" w:eastAsia="Microsoft YaHei" w:hAnsi="Microsoft YaHei" w:cs="Microsoft YaHei"/>
+          <w:rFonts w:ascii="微软雅黑" w:eastAsia="微软雅黑" w:hAnsi="微软雅黑" w:cs="微软雅黑"/>
           <w:color w:val="2A2B2E"/>
           <w:sz w:val="21"/>
           <w:szCs w:val="21"/>
@@ -4628,7 +4677,7 @@
       </w:r>
       <w:r>
         <w:rPr>
-          <w:rFonts w:ascii="Microsoft YaHei" w:eastAsia="Microsoft YaHei" w:hAnsi="Microsoft YaHei" w:cs="Microsoft YaHei"/>
+          <w:rFonts w:ascii="微软雅黑" w:eastAsia="微软雅黑" w:hAnsi="微软雅黑" w:cs="微软雅黑"/>
           <w:color w:val="2A2B2E"/>
           <w:sz w:val="21"/>
           <w:szCs w:val="21"/>
@@ -4658,7 +4707,7 @@
       </w:r>
       <w:r>
         <w:rPr>
-          <w:rFonts w:ascii="Microsoft YaHei" w:eastAsia="Microsoft YaHei" w:hAnsi="Microsoft YaHei" w:cs="Microsoft YaHei" w:hint="eastAsia"/>
+          <w:rFonts w:ascii="微软雅黑" w:eastAsia="微软雅黑" w:hAnsi="微软雅黑" w:cs="微软雅黑" w:hint="eastAsia"/>
           <w:color w:val="2A2B2E"/>
           <w:sz w:val="21"/>
           <w:szCs w:val="21"/>
@@ -4695,7 +4744,7 @@
           <w:tab w:val="left" w:pos="1633"/>
         </w:tabs>
         <w:rPr>
-          <w:rFonts w:ascii="Microsoft YaHei" w:eastAsia="Microsoft YaHei" w:hAnsi="Microsoft YaHei" w:cs="Microsoft YaHei"/>
+          <w:rFonts w:ascii="微软雅黑" w:eastAsia="微软雅黑" w:hAnsi="微软雅黑" w:cs="微软雅黑"/>
           <w:color w:val="2A2B2E"/>
           <w:sz w:val="21"/>
           <w:szCs w:val="21"/>
@@ -4755,7 +4804,7 @@
       </w:r>
       <w:r>
         <w:rPr>
-          <w:rFonts w:ascii="Microsoft YaHei" w:eastAsia="Microsoft YaHei" w:hAnsi="Microsoft YaHei" w:cs="Microsoft YaHei" w:hint="eastAsia"/>
+          <w:rFonts w:ascii="微软雅黑" w:eastAsia="微软雅黑" w:hAnsi="微软雅黑" w:cs="微软雅黑" w:hint="eastAsia"/>
           <w:color w:val="2A2B2E"/>
           <w:sz w:val="21"/>
           <w:szCs w:val="21"/>
@@ -4765,7 +4814,7 @@
       </w:r>
       <w:r>
         <w:rPr>
-          <w:rFonts w:ascii="Microsoft YaHei" w:eastAsia="Microsoft YaHei" w:hAnsi="Microsoft YaHei" w:cs="Microsoft YaHei"/>
+          <w:rFonts w:ascii="微软雅黑" w:eastAsia="微软雅黑" w:hAnsi="微软雅黑" w:cs="微软雅黑"/>
           <w:color w:val="2A2B2E"/>
           <w:sz w:val="21"/>
           <w:szCs w:val="21"/>
@@ -4775,7 +4824,7 @@
       </w:r>
       <w:r>
         <w:rPr>
-          <w:rFonts w:ascii="Microsoft YaHei" w:eastAsia="Microsoft YaHei" w:hAnsi="Microsoft YaHei" w:cs="Microsoft YaHei" w:hint="eastAsia"/>
+          <w:rFonts w:ascii="微软雅黑" w:eastAsia="微软雅黑" w:hAnsi="微软雅黑" w:cs="微软雅黑" w:hint="eastAsia"/>
           <w:color w:val="2A2B2E"/>
           <w:sz w:val="21"/>
           <w:szCs w:val="21"/>
@@ -4785,7 +4834,7 @@
       </w:r>
       <w:r>
         <w:rPr>
-          <w:rFonts w:ascii="Microsoft YaHei" w:eastAsia="Microsoft YaHei" w:hAnsi="Microsoft YaHei" w:cs="Microsoft YaHei"/>
+          <w:rFonts w:ascii="微软雅黑" w:eastAsia="微软雅黑" w:hAnsi="微软雅黑" w:cs="微软雅黑"/>
           <w:color w:val="2A2B2E"/>
           <w:sz w:val="21"/>
           <w:szCs w:val="21"/>
@@ -4805,16 +4854,16 @@
           <w:tab w:val="left" w:pos="1633"/>
         </w:tabs>
         <w:rPr>
-          <w:rFonts w:ascii="Microsoft YaHei" w:eastAsia="Microsoft YaHei" w:hAnsi="Microsoft YaHei" w:cs="Microsoft YaHei"/>
-          <w:color w:val="2A2B2E"/>
-          <w:sz w:val="21"/>
-          <w:szCs w:val="21"/>
-          <w:shd w:val="clear" w:color="auto" w:fill="FFFFFF"/>
-        </w:rPr>
-      </w:pPr>
-      <w:r>
-        <w:rPr>
-          <w:rFonts w:ascii="Microsoft YaHei" w:eastAsia="Microsoft YaHei" w:hAnsi="Microsoft YaHei" w:cs="Microsoft YaHei"/>
+          <w:rFonts w:ascii="微软雅黑" w:eastAsia="微软雅黑" w:hAnsi="微软雅黑" w:cs="微软雅黑"/>
+          <w:color w:val="2A2B2E"/>
+          <w:sz w:val="21"/>
+          <w:szCs w:val="21"/>
+          <w:shd w:val="clear" w:color="auto" w:fill="FFFFFF"/>
+        </w:rPr>
+      </w:pPr>
+      <w:r>
+        <w:rPr>
+          <w:rFonts w:ascii="微软雅黑" w:eastAsia="微软雅黑" w:hAnsi="微软雅黑" w:cs="微软雅黑"/>
           <w:color w:val="2A2B2E"/>
           <w:sz w:val="21"/>
           <w:szCs w:val="21"/>
@@ -4854,7 +4903,7 @@
       </w:r>
       <w:r>
         <w:rPr>
-          <w:rFonts w:ascii="Microsoft YaHei" w:eastAsia="Microsoft YaHei" w:hAnsi="Microsoft YaHei" w:cs="Microsoft YaHei" w:hint="eastAsia"/>
+          <w:rFonts w:ascii="微软雅黑" w:eastAsia="微软雅黑" w:hAnsi="微软雅黑" w:cs="微软雅黑" w:hint="eastAsia"/>
           <w:color w:val="2A2B2E"/>
           <w:sz w:val="21"/>
           <w:szCs w:val="21"/>
@@ -4874,16 +4923,16 @@
           <w:tab w:val="left" w:pos="1633"/>
         </w:tabs>
         <w:rPr>
-          <w:rFonts w:ascii="Microsoft YaHei" w:eastAsia="Microsoft YaHei" w:hAnsi="Microsoft YaHei" w:cs="Microsoft YaHei"/>
-          <w:color w:val="2A2B2E"/>
-          <w:sz w:val="21"/>
-          <w:szCs w:val="21"/>
-          <w:shd w:val="clear" w:color="auto" w:fill="FFFFFF"/>
-        </w:rPr>
-      </w:pPr>
-      <w:r>
-        <w:rPr>
-          <w:rFonts w:ascii="Microsoft YaHei" w:eastAsia="Microsoft YaHei" w:hAnsi="Microsoft YaHei" w:cs="Microsoft YaHei"/>
+          <w:rFonts w:ascii="微软雅黑" w:eastAsia="微软雅黑" w:hAnsi="微软雅黑" w:cs="微软雅黑"/>
+          <w:color w:val="2A2B2E"/>
+          <w:sz w:val="21"/>
+          <w:szCs w:val="21"/>
+          <w:shd w:val="clear" w:color="auto" w:fill="FFFFFF"/>
+        </w:rPr>
+      </w:pPr>
+      <w:r>
+        <w:rPr>
+          <w:rFonts w:ascii="微软雅黑" w:eastAsia="微软雅黑" w:hAnsi="微软雅黑" w:cs="微软雅黑"/>
           <w:color w:val="2A2B2E"/>
           <w:sz w:val="21"/>
           <w:szCs w:val="21"/>
@@ -4903,16 +4952,16 @@
           <w:tab w:val="left" w:pos="1633"/>
         </w:tabs>
         <w:rPr>
-          <w:rFonts w:ascii="Microsoft YaHei" w:eastAsia="Microsoft YaHei" w:hAnsi="Microsoft YaHei" w:cs="Microsoft YaHei"/>
-          <w:color w:val="2A2B2E"/>
-          <w:sz w:val="21"/>
-          <w:szCs w:val="21"/>
-          <w:shd w:val="clear" w:color="auto" w:fill="FFFFFF"/>
-        </w:rPr>
-      </w:pPr>
-      <w:r>
-        <w:rPr>
-          <w:rFonts w:ascii="Microsoft YaHei" w:eastAsia="Microsoft YaHei" w:hAnsi="Microsoft YaHei" w:cs="Microsoft YaHei"/>
+          <w:rFonts w:ascii="微软雅黑" w:eastAsia="微软雅黑" w:hAnsi="微软雅黑" w:cs="微软雅黑"/>
+          <w:color w:val="2A2B2E"/>
+          <w:sz w:val="21"/>
+          <w:szCs w:val="21"/>
+          <w:shd w:val="clear" w:color="auto" w:fill="FFFFFF"/>
+        </w:rPr>
+      </w:pPr>
+      <w:r>
+        <w:rPr>
+          <w:rFonts w:ascii="微软雅黑" w:eastAsia="微软雅黑" w:hAnsi="微软雅黑" w:cs="微软雅黑"/>
           <w:color w:val="2A2B2E"/>
           <w:sz w:val="21"/>
           <w:szCs w:val="21"/>
@@ -4924,7 +4973,7 @@
       <w:bookmarkStart w:id="1" w:name="OLE_LINK10"/>
       <w:r>
         <w:rPr>
-          <w:rFonts w:ascii="Microsoft YaHei" w:eastAsia="Microsoft YaHei" w:hAnsi="Microsoft YaHei" w:cs="Microsoft YaHei"/>
+          <w:rFonts w:ascii="微软雅黑" w:eastAsia="微软雅黑" w:hAnsi="微软雅黑" w:cs="微软雅黑"/>
           <w:color w:val="2A2B2E"/>
           <w:sz w:val="21"/>
           <w:szCs w:val="21"/>
@@ -4939,7 +4988,7 @@
       </w:r>
       <w:r>
         <w:rPr>
-          <w:rFonts w:ascii="SimSun" w:eastAsia="SimSun" w:hAnsi="SimSun" w:cs="SimSun" w:hint="eastAsia"/>
+          <w:rFonts w:ascii="宋体" w:eastAsia="宋体" w:hAnsi="宋体" w:cs="宋体" w:hint="eastAsia"/>
         </w:rPr>
         <w:t>。</w:t>
       </w:r>
@@ -4955,16 +5004,16 @@
           <w:tab w:val="left" w:pos="1633"/>
         </w:tabs>
         <w:rPr>
-          <w:rFonts w:ascii="Microsoft YaHei" w:eastAsia="Microsoft YaHei" w:hAnsi="Microsoft YaHei" w:cs="Microsoft YaHei"/>
-          <w:color w:val="2A2B2E"/>
-          <w:sz w:val="21"/>
-          <w:szCs w:val="21"/>
-          <w:shd w:val="clear" w:color="auto" w:fill="FFFFFF"/>
-        </w:rPr>
-      </w:pPr>
-      <w:r>
-        <w:rPr>
-          <w:rFonts w:ascii="Microsoft YaHei" w:eastAsia="Microsoft YaHei" w:hAnsi="Microsoft YaHei" w:cs="Microsoft YaHei"/>
+          <w:rFonts w:ascii="微软雅黑" w:eastAsia="微软雅黑" w:hAnsi="微软雅黑" w:cs="微软雅黑"/>
+          <w:color w:val="2A2B2E"/>
+          <w:sz w:val="21"/>
+          <w:szCs w:val="21"/>
+          <w:shd w:val="clear" w:color="auto" w:fill="FFFFFF"/>
+        </w:rPr>
+      </w:pPr>
+      <w:r>
+        <w:rPr>
+          <w:rFonts w:ascii="微软雅黑" w:eastAsia="微软雅黑" w:hAnsi="微软雅黑" w:cs="微软雅黑"/>
           <w:color w:val="2A2B2E"/>
           <w:sz w:val="21"/>
           <w:szCs w:val="21"/>
@@ -4984,21 +5033,22 @@
           <w:tab w:val="left" w:pos="1633"/>
         </w:tabs>
         <w:rPr>
-          <w:rFonts w:ascii="Microsoft YaHei" w:eastAsia="Microsoft YaHei" w:hAnsi="Microsoft YaHei" w:cs="Microsoft YaHei"/>
-          <w:color w:val="2A2B2E"/>
-          <w:sz w:val="21"/>
-          <w:szCs w:val="21"/>
-          <w:shd w:val="clear" w:color="auto" w:fill="FFFFFF"/>
-        </w:rPr>
-      </w:pPr>
-      <w:r>
-        <w:rPr>
-          <w:rFonts w:ascii="Microsoft YaHei" w:eastAsia="Microsoft YaHei" w:hAnsi="Microsoft YaHei" w:cs="Microsoft YaHei"/>
-          <w:color w:val="2A2B2E"/>
-          <w:sz w:val="21"/>
-          <w:szCs w:val="21"/>
-          <w:shd w:val="clear" w:color="auto" w:fill="FFFFFF"/>
-        </w:rPr>
+          <w:rFonts w:ascii="微软雅黑" w:eastAsia="微软雅黑" w:hAnsi="微软雅黑" w:cs="微软雅黑"/>
+          <w:color w:val="2A2B2E"/>
+          <w:sz w:val="21"/>
+          <w:szCs w:val="21"/>
+          <w:shd w:val="clear" w:color="auto" w:fill="FFFFFF"/>
+        </w:rPr>
+      </w:pPr>
+      <w:r>
+        <w:rPr>
+          <w:rFonts w:ascii="微软雅黑" w:eastAsia="微软雅黑" w:hAnsi="微软雅黑" w:cs="微软雅黑"/>
+          <w:color w:val="2A2B2E"/>
+          <w:sz w:val="21"/>
+          <w:szCs w:val="21"/>
+          <w:shd w:val="clear" w:color="auto" w:fill="FFFFFF"/>
+        </w:rPr>
+        <w:lastRenderedPageBreak/>
         <w:t>It is instructive to consider the variation of the resonance ellipse as a function of major radius along a ray, for example.</w:t>
       </w:r>
     </w:p>
@@ -5009,7 +5059,7 @@
           <w:tab w:val="left" w:pos="1633"/>
         </w:tabs>
         <w:rPr>
-          <w:rFonts w:ascii="Microsoft YaHei" w:eastAsia="Microsoft YaHei" w:hAnsi="Microsoft YaHei" w:cs="Microsoft YaHei"/>
+          <w:rFonts w:ascii="微软雅黑" w:eastAsia="微软雅黑" w:hAnsi="微软雅黑" w:cs="微软雅黑"/>
           <w:color w:val="2A2B2E"/>
           <w:sz w:val="21"/>
           <w:szCs w:val="21"/>
@@ -5024,7 +5074,7 @@
           <w:tab w:val="left" w:pos="1633"/>
         </w:tabs>
         <w:rPr>
-          <w:rFonts w:ascii="Microsoft YaHei" w:eastAsia="Microsoft YaHei" w:hAnsi="Microsoft YaHei" w:cs="Microsoft YaHei"/>
+          <w:rFonts w:ascii="微软雅黑" w:eastAsia="微软雅黑" w:hAnsi="微软雅黑" w:cs="微软雅黑"/>
           <w:color w:val="2A2B2E"/>
           <w:sz w:val="21"/>
           <w:szCs w:val="21"/>
@@ -5039,7 +5089,7 @@
           <w:tab w:val="left" w:pos="1633"/>
         </w:tabs>
         <w:rPr>
-          <w:rFonts w:ascii="Microsoft YaHei" w:eastAsia="Microsoft YaHei" w:hAnsi="Microsoft YaHei" w:cs="Microsoft YaHei"/>
+          <w:rFonts w:ascii="微软雅黑" w:eastAsia="微软雅黑" w:hAnsi="微软雅黑" w:cs="微软雅黑"/>
           <w:color w:val="2A2B2E"/>
           <w:sz w:val="21"/>
           <w:szCs w:val="21"/>
@@ -5054,7 +5104,7 @@
           <w:tab w:val="left" w:pos="1633"/>
         </w:tabs>
         <w:rPr>
-          <w:rFonts w:ascii="Microsoft YaHei" w:eastAsia="Microsoft YaHei" w:hAnsi="Microsoft YaHei" w:cs="Microsoft YaHei"/>
+          <w:rFonts w:ascii="微软雅黑" w:eastAsia="微软雅黑" w:hAnsi="微软雅黑" w:cs="微软雅黑"/>
           <w:color w:val="2A2B2E"/>
           <w:sz w:val="21"/>
           <w:szCs w:val="21"/>
@@ -5069,7 +5119,7 @@
           <w:tab w:val="left" w:pos="1633"/>
         </w:tabs>
         <w:rPr>
-          <w:rFonts w:ascii="Microsoft YaHei" w:eastAsia="Microsoft YaHei" w:hAnsi="Microsoft YaHei" w:cs="Microsoft YaHei"/>
+          <w:rFonts w:ascii="微软雅黑" w:eastAsia="微软雅黑" w:hAnsi="微软雅黑" w:cs="微软雅黑"/>
           <w:color w:val="2A2B2E"/>
           <w:sz w:val="21"/>
           <w:szCs w:val="21"/>
@@ -5164,7 +5214,7 @@
       </w:r>
       <w:r>
         <w:rPr>
-          <w:rFonts w:ascii="Microsoft YaHei" w:eastAsia="Microsoft YaHei" w:hAnsi="Microsoft YaHei" w:cs="Microsoft YaHei" w:hint="eastAsia"/>
+          <w:rFonts w:ascii="微软雅黑" w:eastAsia="微软雅黑" w:hAnsi="微软雅黑" w:cs="微软雅黑" w:hint="eastAsia"/>
           <w:color w:val="2A2B2E"/>
           <w:sz w:val="21"/>
           <w:szCs w:val="21"/>
@@ -5199,7 +5249,7 @@
       </w:r>
       <w:r>
         <w:rPr>
-          <w:rFonts w:ascii="Microsoft YaHei" w:eastAsia="Microsoft YaHei" w:hAnsi="Microsoft YaHei" w:cs="Microsoft YaHei" w:hint="eastAsia"/>
+          <w:rFonts w:ascii="微软雅黑" w:eastAsia="微软雅黑" w:hAnsi="微软雅黑" w:cs="微软雅黑" w:hint="eastAsia"/>
           <w:color w:val="2A2B2E"/>
           <w:sz w:val="21"/>
           <w:szCs w:val="21"/>
@@ -5230,16 +5280,16 @@
           <w:tab w:val="left" w:pos="1633"/>
         </w:tabs>
         <w:rPr>
-          <w:rFonts w:ascii="Microsoft YaHei" w:eastAsia="Microsoft YaHei" w:hAnsi="Microsoft YaHei" w:cs="Microsoft YaHei"/>
-          <w:color w:val="2A2B2E"/>
-          <w:sz w:val="21"/>
-          <w:szCs w:val="21"/>
-          <w:shd w:val="clear" w:color="auto" w:fill="FFFFFF"/>
-        </w:rPr>
-      </w:pPr>
-      <w:r>
-        <w:rPr>
-          <w:rFonts w:ascii="Microsoft YaHei" w:eastAsia="Microsoft YaHei" w:hAnsi="Microsoft YaHei" w:cs="Microsoft YaHei"/>
+          <w:rFonts w:ascii="微软雅黑" w:eastAsia="微软雅黑" w:hAnsi="微软雅黑" w:cs="微软雅黑"/>
+          <w:color w:val="2A2B2E"/>
+          <w:sz w:val="21"/>
+          <w:szCs w:val="21"/>
+          <w:shd w:val="clear" w:color="auto" w:fill="FFFFFF"/>
+        </w:rPr>
+      </w:pPr>
+      <w:r>
+        <w:rPr>
+          <w:rFonts w:ascii="微软雅黑" w:eastAsia="微软雅黑" w:hAnsi="微软雅黑" w:cs="微软雅黑"/>
           <w:color w:val="2A2B2E"/>
           <w:sz w:val="21"/>
           <w:szCs w:val="21"/>
@@ -5249,7 +5299,7 @@
       </w:r>
       <w:r>
         <w:rPr>
-          <w:rFonts w:ascii="Microsoft YaHei" w:eastAsia="Microsoft YaHei" w:hAnsi="Microsoft YaHei" w:cs="Microsoft YaHei"/>
+          <w:rFonts w:ascii="微软雅黑" w:eastAsia="微软雅黑" w:hAnsi="微软雅黑" w:cs="微软雅黑"/>
           <w:color w:val="2A2B2E"/>
           <w:sz w:val="21"/>
           <w:szCs w:val="21"/>
@@ -5259,7 +5309,7 @@
       </w:r>
       <w:r>
         <w:rPr>
-          <w:rFonts w:ascii="Microsoft YaHei" w:eastAsia="Microsoft YaHei" w:hAnsi="Microsoft YaHei" w:cs="Microsoft YaHei" w:hint="eastAsia"/>
+          <w:rFonts w:ascii="微软雅黑" w:eastAsia="微软雅黑" w:hAnsi="微软雅黑" w:cs="微软雅黑" w:hint="eastAsia"/>
           <w:color w:val="2A2B2E"/>
           <w:sz w:val="21"/>
           <w:szCs w:val="21"/>
@@ -5269,18 +5319,40 @@
       </w:r>
       <w:r>
         <w:rPr>
-          <w:rFonts w:ascii="Microsoft YaHei" w:eastAsia="Microsoft YaHei" w:hAnsi="Microsoft YaHei" w:cs="Microsoft YaHei"/>
-          <w:color w:val="2A2B2E"/>
-          <w:sz w:val="21"/>
-          <w:szCs w:val="21"/>
-          <w:shd w:val="clear" w:color="auto" w:fill="FFFFFF"/>
-        </w:rPr>
-        <w:t xml:space="preserve"> you working an angle </w:t>
+          <w:rFonts w:ascii="微软雅黑" w:eastAsia="微软雅黑" w:hAnsi="微软雅黑" w:cs="微软雅黑"/>
+          <w:color w:val="2A2B2E"/>
+          <w:sz w:val="21"/>
+          <w:szCs w:val="21"/>
+          <w:shd w:val="clear" w:color="auto" w:fill="FFFFFF"/>
+        </w:rPr>
+        <w:t xml:space="preserve"> you </w:t>
       </w:r>
       <w:proofErr w:type="gramStart"/>
       <w:r>
         <w:rPr>
-          <w:rFonts w:ascii="Microsoft YaHei" w:eastAsia="Microsoft YaHei" w:hAnsi="Microsoft YaHei" w:cs="Microsoft YaHei"/>
+          <w:rFonts w:ascii="微软雅黑" w:eastAsia="微软雅黑" w:hAnsi="微软雅黑" w:cs="微软雅黑"/>
+          <w:color w:val="2A2B2E"/>
+          <w:sz w:val="21"/>
+          <w:szCs w:val="21"/>
+          <w:shd w:val="clear" w:color="auto" w:fill="FFFFFF"/>
+        </w:rPr>
+        <w:t>working an angle</w:t>
+      </w:r>
+      <w:proofErr w:type="gramEnd"/>
+      <w:r>
+        <w:rPr>
+          <w:rFonts w:ascii="微软雅黑" w:eastAsia="微软雅黑" w:hAnsi="微软雅黑" w:cs="微软雅黑"/>
+          <w:color w:val="2A2B2E"/>
+          <w:sz w:val="21"/>
+          <w:szCs w:val="21"/>
+          <w:shd w:val="clear" w:color="auto" w:fill="FFFFFF"/>
+        </w:rPr>
+        <w:t xml:space="preserve"> </w:t>
+      </w:r>
+      <w:proofErr w:type="gramStart"/>
+      <w:r>
+        <w:rPr>
+          <w:rFonts w:ascii="微软雅黑" w:eastAsia="微软雅黑" w:hAnsi="微软雅黑" w:cs="微软雅黑"/>
           <w:color w:val="2A2B2E"/>
           <w:sz w:val="21"/>
           <w:szCs w:val="21"/>
@@ -5606,7 +5678,7 @@
       </w:r>
       <w:r>
         <w:rPr>
-          <w:rFonts w:ascii="Microsoft YaHei" w:eastAsia="Microsoft YaHei" w:hAnsi="Microsoft YaHei" w:cs="Microsoft YaHei" w:hint="eastAsia"/>
+          <w:rFonts w:ascii="微软雅黑" w:eastAsia="微软雅黑" w:hAnsi="微软雅黑" w:cs="微软雅黑" w:hint="eastAsia"/>
           <w:color w:val="2A2B2E"/>
           <w:sz w:val="21"/>
           <w:szCs w:val="21"/>
@@ -5747,7 +5819,6 @@
         </w:tabs>
       </w:pPr>
       <w:r>
-        <w:lastRenderedPageBreak/>
         <w:t>03/08/2025</w:t>
       </w:r>
     </w:p>
@@ -5762,16 +5833,16 @@
           <w:tab w:val="left" w:pos="1633"/>
         </w:tabs>
         <w:rPr>
-          <w:rFonts w:ascii="Microsoft YaHei" w:eastAsia="Microsoft YaHei" w:hAnsi="Microsoft YaHei" w:cs="Microsoft YaHei"/>
-          <w:color w:val="2A2B2E"/>
-          <w:sz w:val="21"/>
-          <w:szCs w:val="21"/>
-          <w:shd w:val="clear" w:color="auto" w:fill="FFFFFF"/>
-        </w:rPr>
-      </w:pPr>
-      <w:r>
-        <w:rPr>
-          <w:rFonts w:ascii="Microsoft YaHei" w:eastAsia="Microsoft YaHei" w:hAnsi="Microsoft YaHei" w:cs="Microsoft YaHei"/>
+          <w:rFonts w:ascii="微软雅黑" w:eastAsia="微软雅黑" w:hAnsi="微软雅黑" w:cs="微软雅黑"/>
+          <w:color w:val="2A2B2E"/>
+          <w:sz w:val="21"/>
+          <w:szCs w:val="21"/>
+          <w:shd w:val="clear" w:color="auto" w:fill="FFFFFF"/>
+        </w:rPr>
+      </w:pPr>
+      <w:r>
+        <w:rPr>
+          <w:rFonts w:ascii="微软雅黑" w:eastAsia="微软雅黑" w:hAnsi="微软雅黑" w:cs="微软雅黑"/>
           <w:color w:val="2A2B2E"/>
           <w:sz w:val="21"/>
           <w:szCs w:val="21"/>
@@ -5781,7 +5852,7 @@
       </w:r>
       <w:r>
         <w:rPr>
-          <w:rFonts w:ascii="Microsoft YaHei" w:eastAsia="Microsoft YaHei" w:hAnsi="Microsoft YaHei" w:cs="Microsoft YaHei" w:hint="eastAsia"/>
+          <w:rFonts w:ascii="微软雅黑" w:eastAsia="微软雅黑" w:hAnsi="微软雅黑" w:cs="微软雅黑" w:hint="eastAsia"/>
           <w:color w:val="2A2B2E"/>
           <w:sz w:val="21"/>
           <w:szCs w:val="21"/>
@@ -5791,7 +5862,7 @@
       </w:r>
       <w:r>
         <w:rPr>
-          <w:rFonts w:ascii="Microsoft YaHei" w:eastAsia="Microsoft YaHei" w:hAnsi="Microsoft YaHei" w:cs="Microsoft YaHei"/>
+          <w:rFonts w:ascii="微软雅黑" w:eastAsia="微软雅黑" w:hAnsi="微软雅黑" w:cs="微软雅黑"/>
           <w:color w:val="2A2B2E"/>
           <w:sz w:val="21"/>
           <w:szCs w:val="21"/>
@@ -5802,7 +5873,7 @@
       <w:proofErr w:type="gramStart"/>
       <w:r>
         <w:rPr>
-          <w:rFonts w:ascii="Microsoft YaHei" w:eastAsia="Microsoft YaHei" w:hAnsi="Microsoft YaHei" w:cs="Microsoft YaHei"/>
+          <w:rFonts w:ascii="微软雅黑" w:eastAsia="微软雅黑" w:hAnsi="微软雅黑" w:cs="微软雅黑"/>
           <w:color w:val="2A2B2E"/>
           <w:sz w:val="21"/>
           <w:szCs w:val="21"/>
@@ -5813,7 +5884,7 @@
       <w:proofErr w:type="gramEnd"/>
       <w:r>
         <w:rPr>
-          <w:rFonts w:ascii="Microsoft YaHei" w:eastAsia="Microsoft YaHei" w:hAnsi="Microsoft YaHei" w:cs="Microsoft YaHei"/>
+          <w:rFonts w:ascii="微软雅黑" w:eastAsia="微软雅黑" w:hAnsi="微软雅黑" w:cs="微软雅黑"/>
           <w:color w:val="2A2B2E"/>
           <w:sz w:val="21"/>
           <w:szCs w:val="21"/>
@@ -5828,16 +5899,16 @@
           <w:tab w:val="left" w:pos="1633"/>
         </w:tabs>
         <w:rPr>
-          <w:rFonts w:ascii="Microsoft YaHei" w:eastAsia="Microsoft YaHei" w:hAnsi="Microsoft YaHei" w:cs="Microsoft YaHei"/>
-          <w:color w:val="2A2B2E"/>
-          <w:sz w:val="21"/>
-          <w:szCs w:val="21"/>
-          <w:shd w:val="clear" w:color="auto" w:fill="FFFFFF"/>
-        </w:rPr>
-      </w:pPr>
-      <w:r>
-        <w:rPr>
-          <w:rFonts w:ascii="Microsoft YaHei" w:eastAsia="Microsoft YaHei" w:hAnsi="Microsoft YaHei" w:cs="Microsoft YaHei"/>
+          <w:rFonts w:ascii="微软雅黑" w:eastAsia="微软雅黑" w:hAnsi="微软雅黑" w:cs="微软雅黑"/>
+          <w:color w:val="2A2B2E"/>
+          <w:sz w:val="21"/>
+          <w:szCs w:val="21"/>
+          <w:shd w:val="clear" w:color="auto" w:fill="FFFFFF"/>
+        </w:rPr>
+      </w:pPr>
+      <w:r>
+        <w:rPr>
+          <w:rFonts w:ascii="微软雅黑" w:eastAsia="微软雅黑" w:hAnsi="微软雅黑" w:cs="微软雅黑"/>
           <w:color w:val="2A2B2E"/>
           <w:sz w:val="21"/>
           <w:szCs w:val="21"/>
@@ -5847,7 +5918,7 @@
       </w:r>
       <w:r>
         <w:rPr>
-          <w:rFonts w:ascii="Microsoft YaHei" w:eastAsia="Microsoft YaHei" w:hAnsi="Microsoft YaHei" w:cs="Microsoft YaHei" w:hint="eastAsia"/>
+          <w:rFonts w:ascii="微软雅黑" w:eastAsia="微软雅黑" w:hAnsi="微软雅黑" w:cs="微软雅黑" w:hint="eastAsia"/>
           <w:color w:val="2A2B2E"/>
           <w:sz w:val="21"/>
           <w:szCs w:val="21"/>
@@ -5857,7 +5928,7 @@
       </w:r>
       <w:r>
         <w:rPr>
-          <w:rFonts w:ascii="Microsoft YaHei" w:eastAsia="Microsoft YaHei" w:hAnsi="Microsoft YaHei" w:cs="Microsoft YaHei"/>
+          <w:rFonts w:ascii="微软雅黑" w:eastAsia="微软雅黑" w:hAnsi="微软雅黑" w:cs="微软雅黑"/>
           <w:color w:val="2A2B2E"/>
           <w:sz w:val="21"/>
           <w:szCs w:val="21"/>
@@ -5867,7 +5938,7 @@
       </w:r>
       <w:r>
         <w:rPr>
-          <w:rFonts w:ascii="Microsoft YaHei" w:eastAsia="Microsoft YaHei" w:hAnsi="Microsoft YaHei" w:cs="Microsoft YaHei" w:hint="eastAsia"/>
+          <w:rFonts w:ascii="微软雅黑" w:eastAsia="微软雅黑" w:hAnsi="微软雅黑" w:cs="微软雅黑" w:hint="eastAsia"/>
           <w:color w:val="2A2B2E"/>
           <w:sz w:val="21"/>
           <w:szCs w:val="21"/>
@@ -5877,7 +5948,7 @@
       </w:r>
       <w:r>
         <w:rPr>
-          <w:rFonts w:ascii="Microsoft YaHei" w:eastAsia="Microsoft YaHei" w:hAnsi="Microsoft YaHei" w:cs="Microsoft YaHei"/>
+          <w:rFonts w:ascii="微软雅黑" w:eastAsia="微软雅黑" w:hAnsi="微软雅黑" w:cs="微软雅黑"/>
           <w:color w:val="2A2B2E"/>
           <w:sz w:val="21"/>
           <w:szCs w:val="21"/>
@@ -5889,7 +5960,7 @@
     <w:p>
       <w:pPr>
         <w:rPr>
-          <w:rFonts w:ascii="Microsoft YaHei" w:eastAsia="Microsoft YaHei" w:hAnsi="Microsoft YaHei" w:cs="Microsoft YaHei"/>
+          <w:rFonts w:ascii="微软雅黑" w:eastAsia="微软雅黑" w:hAnsi="微软雅黑" w:cs="微软雅黑"/>
           <w:sz w:val="21"/>
           <w:szCs w:val="21"/>
         </w:rPr>
@@ -5906,16 +5977,16 @@
     <w:p>
       <w:pPr>
         <w:rPr>
-          <w:rFonts w:ascii="Microsoft YaHei" w:eastAsia="Microsoft YaHei" w:hAnsi="Microsoft YaHei" w:cs="Microsoft YaHei"/>
-          <w:color w:val="2A2B2E"/>
-          <w:sz w:val="21"/>
-          <w:szCs w:val="21"/>
-          <w:shd w:val="clear" w:color="auto" w:fill="FFFFFF"/>
-        </w:rPr>
-      </w:pPr>
-      <w:r>
-        <w:rPr>
-          <w:rFonts w:ascii="Microsoft YaHei" w:eastAsia="Microsoft YaHei" w:hAnsi="Microsoft YaHei" w:cs="Microsoft YaHei"/>
+          <w:rFonts w:ascii="微软雅黑" w:eastAsia="微软雅黑" w:hAnsi="微软雅黑" w:cs="微软雅黑"/>
+          <w:color w:val="2A2B2E"/>
+          <w:sz w:val="21"/>
+          <w:szCs w:val="21"/>
+          <w:shd w:val="clear" w:color="auto" w:fill="FFFFFF"/>
+        </w:rPr>
+      </w:pPr>
+      <w:r>
+        <w:rPr>
+          <w:rFonts w:ascii="微软雅黑" w:eastAsia="微软雅黑" w:hAnsi="微软雅黑" w:cs="微软雅黑"/>
           <w:sz w:val="21"/>
           <w:szCs w:val="21"/>
         </w:rPr>
@@ -5923,7 +5994,7 @@
       </w:r>
       <w:r>
         <w:rPr>
-          <w:rFonts w:ascii="Microsoft YaHei" w:eastAsia="Microsoft YaHei" w:hAnsi="Microsoft YaHei" w:cs="Microsoft YaHei"/>
+          <w:rFonts w:ascii="微软雅黑" w:eastAsia="微软雅黑" w:hAnsi="微软雅黑" w:cs="微软雅黑"/>
           <w:sz w:val="21"/>
           <w:szCs w:val="21"/>
         </w:rPr>
@@ -5941,7 +6012,7 @@
       </w:r>
       <w:r>
         <w:rPr>
-          <w:rFonts w:ascii="Microsoft YaHei" w:eastAsia="Microsoft YaHei" w:hAnsi="Microsoft YaHei" w:cs="Microsoft YaHei" w:hint="eastAsia"/>
+          <w:rFonts w:ascii="微软雅黑" w:eastAsia="微软雅黑" w:hAnsi="微软雅黑" w:cs="微软雅黑" w:hint="eastAsia"/>
           <w:color w:val="2A2B2E"/>
           <w:sz w:val="21"/>
           <w:szCs w:val="21"/>
@@ -5953,14 +6024,14 @@
     <w:p>
       <w:pPr>
         <w:rPr>
-          <w:rFonts w:ascii="Microsoft YaHei" w:eastAsia="Microsoft YaHei" w:hAnsi="Microsoft YaHei" w:cs="Microsoft YaHei"/>
-          <w:sz w:val="21"/>
-          <w:szCs w:val="21"/>
-        </w:rPr>
-      </w:pPr>
-      <w:r>
-        <w:rPr>
-          <w:rFonts w:ascii="Microsoft YaHei" w:eastAsia="Microsoft YaHei" w:hAnsi="Microsoft YaHei" w:cs="Microsoft YaHei"/>
+          <w:rFonts w:ascii="微软雅黑" w:eastAsia="微软雅黑" w:hAnsi="微软雅黑" w:cs="微软雅黑"/>
+          <w:sz w:val="21"/>
+          <w:szCs w:val="21"/>
+        </w:rPr>
+      </w:pPr>
+      <w:r>
+        <w:rPr>
+          <w:rFonts w:ascii="微软雅黑" w:eastAsia="微软雅黑" w:hAnsi="微软雅黑" w:cs="微软雅黑"/>
           <w:sz w:val="21"/>
           <w:szCs w:val="21"/>
         </w:rPr>
@@ -5986,14 +6057,14 @@
     <w:p>
       <w:pPr>
         <w:rPr>
-          <w:rFonts w:ascii="Microsoft YaHei" w:eastAsia="Microsoft YaHei" w:hAnsi="Microsoft YaHei" w:cs="Microsoft YaHei"/>
-          <w:sz w:val="21"/>
-          <w:szCs w:val="21"/>
-        </w:rPr>
-      </w:pPr>
-      <w:r>
-        <w:rPr>
-          <w:rFonts w:ascii="Microsoft YaHei" w:eastAsia="Microsoft YaHei" w:hAnsi="Microsoft YaHei" w:cs="Microsoft YaHei"/>
+          <w:rFonts w:ascii="微软雅黑" w:eastAsia="微软雅黑" w:hAnsi="微软雅黑" w:cs="微软雅黑"/>
+          <w:sz w:val="21"/>
+          <w:szCs w:val="21"/>
+        </w:rPr>
+      </w:pPr>
+      <w:r>
+        <w:rPr>
+          <w:rFonts w:ascii="微软雅黑" w:eastAsia="微软雅黑" w:hAnsi="微软雅黑" w:cs="微软雅黑"/>
           <w:sz w:val="21"/>
           <w:szCs w:val="21"/>
         </w:rPr>
@@ -6002,7 +6073,7 @@
       <w:proofErr w:type="gramStart"/>
       <w:r>
         <w:rPr>
-          <w:rFonts w:ascii="Microsoft YaHei" w:eastAsia="Microsoft YaHei" w:hAnsi="Microsoft YaHei" w:cs="Microsoft YaHei"/>
+          <w:rFonts w:ascii="微软雅黑" w:eastAsia="微软雅黑" w:hAnsi="微软雅黑" w:cs="微软雅黑"/>
           <w:sz w:val="21"/>
           <w:szCs w:val="21"/>
         </w:rPr>
@@ -6011,7 +6082,7 @@
       <w:proofErr w:type="gramEnd"/>
       <w:r>
         <w:rPr>
-          <w:rFonts w:ascii="Microsoft YaHei" w:eastAsia="Microsoft YaHei" w:hAnsi="Microsoft YaHei" w:cs="Microsoft YaHei"/>
+          <w:rFonts w:ascii="微软雅黑" w:eastAsia="微软雅黑" w:hAnsi="微软雅黑" w:cs="微软雅黑"/>
           <w:sz w:val="21"/>
           <w:szCs w:val="21"/>
         </w:rPr>
@@ -6019,7 +6090,7 @@
       </w:r>
       <w:r>
         <w:rPr>
-          <w:rFonts w:ascii="Microsoft YaHei" w:eastAsia="Microsoft YaHei" w:hAnsi="Microsoft YaHei" w:cs="Microsoft YaHei" w:hint="eastAsia"/>
+          <w:rFonts w:ascii="微软雅黑" w:eastAsia="微软雅黑" w:hAnsi="微软雅黑" w:cs="微软雅黑" w:hint="eastAsia"/>
           <w:sz w:val="21"/>
           <w:szCs w:val="21"/>
         </w:rPr>
@@ -6029,14 +6100,14 @@
     <w:p>
       <w:pPr>
         <w:rPr>
-          <w:rFonts w:ascii="Microsoft YaHei" w:eastAsia="Microsoft YaHei" w:hAnsi="Microsoft YaHei" w:cs="Microsoft YaHei"/>
-          <w:sz w:val="21"/>
-          <w:szCs w:val="21"/>
-        </w:rPr>
-      </w:pPr>
-      <w:r>
-        <w:rPr>
-          <w:rFonts w:ascii="Microsoft YaHei" w:eastAsia="Microsoft YaHei" w:hAnsi="Microsoft YaHei" w:cs="Microsoft YaHei"/>
+          <w:rFonts w:ascii="微软雅黑" w:eastAsia="微软雅黑" w:hAnsi="微软雅黑" w:cs="微软雅黑"/>
+          <w:sz w:val="21"/>
+          <w:szCs w:val="21"/>
+        </w:rPr>
+      </w:pPr>
+      <w:r>
+        <w:rPr>
+          <w:rFonts w:ascii="微软雅黑" w:eastAsia="微软雅黑" w:hAnsi="微软雅黑" w:cs="微软雅黑"/>
           <w:sz w:val="21"/>
           <w:szCs w:val="21"/>
         </w:rPr>
@@ -6044,7 +6115,7 @@
       </w:r>
       <w:r>
         <w:rPr>
-          <w:rFonts w:ascii="Microsoft YaHei" w:eastAsia="Microsoft YaHei" w:hAnsi="Microsoft YaHei" w:cs="Microsoft YaHei" w:hint="eastAsia"/>
+          <w:rFonts w:ascii="微软雅黑" w:eastAsia="微软雅黑" w:hAnsi="微软雅黑" w:cs="微软雅黑" w:hint="eastAsia"/>
           <w:sz w:val="21"/>
           <w:szCs w:val="21"/>
         </w:rPr>
@@ -6052,7 +6123,7 @@
       </w:r>
       <w:r>
         <w:rPr>
-          <w:rFonts w:ascii="Microsoft YaHei" w:eastAsia="Microsoft YaHei" w:hAnsi="Microsoft YaHei" w:cs="Microsoft YaHei"/>
+          <w:rFonts w:ascii="微软雅黑" w:eastAsia="微软雅黑" w:hAnsi="微软雅黑" w:cs="微软雅黑"/>
           <w:sz w:val="21"/>
           <w:szCs w:val="21"/>
         </w:rPr>
@@ -6060,7 +6131,7 @@
       </w:r>
       <w:r>
         <w:rPr>
-          <w:rFonts w:ascii="Microsoft YaHei" w:eastAsia="Microsoft YaHei" w:hAnsi="Microsoft YaHei" w:cs="Microsoft YaHei"/>
+          <w:rFonts w:ascii="微软雅黑" w:eastAsia="微软雅黑" w:hAnsi="微软雅黑" w:cs="微软雅黑"/>
           <w:sz w:val="21"/>
           <w:szCs w:val="21"/>
         </w:rPr>
@@ -6068,7 +6139,7 @@
       </w:r>
       <w:r>
         <w:rPr>
-          <w:rFonts w:ascii="Microsoft YaHei" w:eastAsia="Microsoft YaHei" w:hAnsi="Microsoft YaHei" w:cs="Microsoft YaHei"/>
+          <w:rFonts w:ascii="微软雅黑" w:eastAsia="微软雅黑" w:hAnsi="微软雅黑" w:cs="微软雅黑"/>
           <w:sz w:val="21"/>
           <w:szCs w:val="21"/>
         </w:rPr>
@@ -6076,7 +6147,7 @@
       </w:r>
       <w:r>
         <w:rPr>
-          <w:rFonts w:ascii="Microsoft YaHei" w:eastAsia="Microsoft YaHei" w:hAnsi="Microsoft YaHei" w:cs="Microsoft YaHei" w:hint="eastAsia"/>
+          <w:rFonts w:ascii="微软雅黑" w:eastAsia="微软雅黑" w:hAnsi="微软雅黑" w:cs="微软雅黑" w:hint="eastAsia"/>
           <w:sz w:val="21"/>
           <w:szCs w:val="21"/>
         </w:rPr>
@@ -6086,14 +6157,14 @@
     <w:p>
       <w:pPr>
         <w:rPr>
-          <w:rFonts w:ascii="Microsoft YaHei" w:eastAsia="Microsoft YaHei" w:hAnsi="Microsoft YaHei" w:cs="Microsoft YaHei"/>
-          <w:sz w:val="21"/>
-          <w:szCs w:val="21"/>
-        </w:rPr>
-      </w:pPr>
-      <w:r>
-        <w:rPr>
-          <w:rFonts w:ascii="Microsoft YaHei" w:eastAsia="Microsoft YaHei" w:hAnsi="Microsoft YaHei" w:cs="Microsoft YaHei"/>
+          <w:rFonts w:ascii="微软雅黑" w:eastAsia="微软雅黑" w:hAnsi="微软雅黑" w:cs="微软雅黑"/>
+          <w:sz w:val="21"/>
+          <w:szCs w:val="21"/>
+        </w:rPr>
+      </w:pPr>
+      <w:r>
+        <w:rPr>
+          <w:rFonts w:ascii="微软雅黑" w:eastAsia="微软雅黑" w:hAnsi="微软雅黑" w:cs="微软雅黑"/>
           <w:sz w:val="21"/>
           <w:szCs w:val="21"/>
         </w:rPr>
@@ -6101,7 +6172,7 @@
       </w:r>
       <w:r>
         <w:rPr>
-          <w:rFonts w:ascii="Microsoft YaHei" w:eastAsia="Microsoft YaHei" w:hAnsi="Microsoft YaHei" w:cs="Microsoft YaHei" w:hint="eastAsia"/>
+          <w:rFonts w:ascii="微软雅黑" w:eastAsia="微软雅黑" w:hAnsi="微软雅黑" w:cs="微软雅黑" w:hint="eastAsia"/>
           <w:sz w:val="21"/>
           <w:szCs w:val="21"/>
         </w:rPr>
@@ -6109,7 +6180,7 @@
       </w:r>
       <w:r>
         <w:rPr>
-          <w:rFonts w:ascii="Microsoft YaHei" w:eastAsia="Microsoft YaHei" w:hAnsi="Microsoft YaHei" w:cs="Microsoft YaHei"/>
+          <w:rFonts w:ascii="微软雅黑" w:eastAsia="微软雅黑" w:hAnsi="微软雅黑" w:cs="微软雅黑"/>
           <w:sz w:val="21"/>
           <w:szCs w:val="21"/>
         </w:rPr>
@@ -6119,14 +6190,14 @@
     <w:p>
       <w:pPr>
         <w:rPr>
-          <w:rFonts w:ascii="Microsoft YaHei" w:eastAsia="Microsoft YaHei" w:hAnsi="Microsoft YaHei" w:cs="Microsoft YaHei"/>
-          <w:sz w:val="21"/>
-          <w:szCs w:val="21"/>
-        </w:rPr>
-      </w:pPr>
-      <w:r>
-        <w:rPr>
-          <w:rFonts w:ascii="Microsoft YaHei" w:eastAsia="Microsoft YaHei" w:hAnsi="Microsoft YaHei" w:cs="Microsoft YaHei"/>
+          <w:rFonts w:ascii="微软雅黑" w:eastAsia="微软雅黑" w:hAnsi="微软雅黑" w:cs="微软雅黑"/>
+          <w:sz w:val="21"/>
+          <w:szCs w:val="21"/>
+        </w:rPr>
+      </w:pPr>
+      <w:r>
+        <w:rPr>
+          <w:rFonts w:ascii="微软雅黑" w:eastAsia="微软雅黑" w:hAnsi="微软雅黑" w:cs="微软雅黑"/>
           <w:sz w:val="21"/>
           <w:szCs w:val="21"/>
         </w:rPr>
@@ -6136,14 +6207,14 @@
     <w:p>
       <w:pPr>
         <w:rPr>
-          <w:rFonts w:ascii="Microsoft YaHei" w:eastAsia="Microsoft YaHei" w:hAnsi="Microsoft YaHei" w:cs="Microsoft YaHei"/>
-          <w:sz w:val="21"/>
-          <w:szCs w:val="21"/>
-        </w:rPr>
-      </w:pPr>
-      <w:r>
-        <w:rPr>
-          <w:rFonts w:ascii="Microsoft YaHei" w:eastAsia="Microsoft YaHei" w:hAnsi="Microsoft YaHei" w:cs="Microsoft YaHei"/>
+          <w:rFonts w:ascii="微软雅黑" w:eastAsia="微软雅黑" w:hAnsi="微软雅黑" w:cs="微软雅黑"/>
+          <w:sz w:val="21"/>
+          <w:szCs w:val="21"/>
+        </w:rPr>
+      </w:pPr>
+      <w:r>
+        <w:rPr>
+          <w:rFonts w:ascii="微软雅黑" w:eastAsia="微软雅黑" w:hAnsi="微软雅黑" w:cs="微软雅黑"/>
           <w:sz w:val="21"/>
           <w:szCs w:val="21"/>
         </w:rPr>
@@ -6153,14 +6224,14 @@
     <w:p>
       <w:pPr>
         <w:rPr>
-          <w:rFonts w:ascii="Microsoft YaHei" w:eastAsia="Microsoft YaHei" w:hAnsi="Microsoft YaHei" w:cs="Microsoft YaHei"/>
-          <w:sz w:val="21"/>
-          <w:szCs w:val="21"/>
-        </w:rPr>
-      </w:pPr>
-      <w:r>
-        <w:rPr>
-          <w:rFonts w:ascii="Microsoft YaHei" w:eastAsia="Microsoft YaHei" w:hAnsi="Microsoft YaHei" w:cs="Microsoft YaHei"/>
+          <w:rFonts w:ascii="微软雅黑" w:eastAsia="微软雅黑" w:hAnsi="微软雅黑" w:cs="微软雅黑"/>
+          <w:sz w:val="21"/>
+          <w:szCs w:val="21"/>
+        </w:rPr>
+      </w:pPr>
+      <w:r>
+        <w:rPr>
+          <w:rFonts w:ascii="微软雅黑" w:eastAsia="微软雅黑" w:hAnsi="微软雅黑" w:cs="微软雅黑"/>
           <w:sz w:val="21"/>
           <w:szCs w:val="21"/>
         </w:rPr>
@@ -6170,14 +6241,14 @@
     <w:p>
       <w:pPr>
         <w:rPr>
-          <w:rFonts w:ascii="Microsoft YaHei" w:eastAsia="Microsoft YaHei" w:hAnsi="Microsoft YaHei" w:cs="Microsoft YaHei"/>
-          <w:sz w:val="21"/>
-          <w:szCs w:val="21"/>
-        </w:rPr>
-      </w:pPr>
-      <w:r>
-        <w:rPr>
-          <w:rFonts w:ascii="Microsoft YaHei" w:eastAsia="Microsoft YaHei" w:hAnsi="Microsoft YaHei" w:cs="Microsoft YaHei"/>
+          <w:rFonts w:ascii="微软雅黑" w:eastAsia="微软雅黑" w:hAnsi="微软雅黑" w:cs="微软雅黑"/>
+          <w:sz w:val="21"/>
+          <w:szCs w:val="21"/>
+        </w:rPr>
+      </w:pPr>
+      <w:r>
+        <w:rPr>
+          <w:rFonts w:ascii="微软雅黑" w:eastAsia="微软雅黑" w:hAnsi="微软雅黑" w:cs="微软雅黑"/>
           <w:sz w:val="21"/>
           <w:szCs w:val="21"/>
         </w:rPr>
@@ -6187,14 +6258,14 @@
     <w:p>
       <w:pPr>
         <w:rPr>
-          <w:rFonts w:ascii="Microsoft YaHei" w:eastAsia="Microsoft YaHei" w:hAnsi="Microsoft YaHei" w:cs="Microsoft YaHei"/>
-          <w:sz w:val="21"/>
-          <w:szCs w:val="21"/>
-        </w:rPr>
-      </w:pPr>
-      <w:r>
-        <w:rPr>
-          <w:rFonts w:ascii="Microsoft YaHei" w:eastAsia="Microsoft YaHei" w:hAnsi="Microsoft YaHei" w:cs="Microsoft YaHei"/>
+          <w:rFonts w:ascii="微软雅黑" w:eastAsia="微软雅黑" w:hAnsi="微软雅黑" w:cs="微软雅黑"/>
+          <w:sz w:val="21"/>
+          <w:szCs w:val="21"/>
+        </w:rPr>
+      </w:pPr>
+      <w:r>
+        <w:rPr>
+          <w:rFonts w:ascii="微软雅黑" w:eastAsia="微软雅黑" w:hAnsi="微软雅黑" w:cs="微软雅黑"/>
           <w:sz w:val="21"/>
           <w:szCs w:val="21"/>
         </w:rPr>
@@ -6202,7 +6273,7 @@
       </w:r>
       <w:r>
         <w:rPr>
-          <w:rFonts w:ascii="Microsoft YaHei" w:eastAsia="Microsoft YaHei" w:hAnsi="Microsoft YaHei" w:cs="Microsoft YaHei"/>
+          <w:rFonts w:ascii="微软雅黑" w:eastAsia="微软雅黑" w:hAnsi="微软雅黑" w:cs="微软雅黑"/>
           <w:sz w:val="21"/>
           <w:szCs w:val="21"/>
         </w:rPr>
@@ -6212,14 +6283,14 @@
     <w:p>
       <w:pPr>
         <w:rPr>
-          <w:rFonts w:ascii="Microsoft YaHei" w:eastAsia="Microsoft YaHei" w:hAnsi="Microsoft YaHei" w:cs="Microsoft YaHei"/>
-          <w:sz w:val="21"/>
-          <w:szCs w:val="21"/>
-        </w:rPr>
-      </w:pPr>
-      <w:r>
-        <w:rPr>
-          <w:rFonts w:ascii="Microsoft YaHei" w:eastAsia="Microsoft YaHei" w:hAnsi="Microsoft YaHei" w:cs="Microsoft YaHei"/>
+          <w:rFonts w:ascii="微软雅黑" w:eastAsia="微软雅黑" w:hAnsi="微软雅黑" w:cs="微软雅黑"/>
+          <w:sz w:val="21"/>
+          <w:szCs w:val="21"/>
+        </w:rPr>
+      </w:pPr>
+      <w:r>
+        <w:rPr>
+          <w:rFonts w:ascii="微软雅黑" w:eastAsia="微软雅黑" w:hAnsi="微软雅黑" w:cs="微软雅黑"/>
           <w:sz w:val="21"/>
           <w:szCs w:val="21"/>
         </w:rPr>
@@ -6227,7 +6298,7 @@
       </w:r>
       <w:r>
         <w:rPr>
-          <w:rFonts w:ascii="Microsoft YaHei" w:eastAsia="Microsoft YaHei" w:hAnsi="Microsoft YaHei" w:cs="Microsoft YaHei" w:hint="eastAsia"/>
+          <w:rFonts w:ascii="微软雅黑" w:eastAsia="微软雅黑" w:hAnsi="微软雅黑" w:cs="微软雅黑" w:hint="eastAsia"/>
           <w:sz w:val="21"/>
           <w:szCs w:val="21"/>
         </w:rPr>
@@ -6237,14 +6308,14 @@
     <w:p>
       <w:pPr>
         <w:rPr>
-          <w:rFonts w:ascii="Microsoft YaHei" w:eastAsia="Microsoft YaHei" w:hAnsi="Microsoft YaHei" w:cs="Microsoft YaHei"/>
-          <w:sz w:val="21"/>
-          <w:szCs w:val="21"/>
-        </w:rPr>
-      </w:pPr>
-      <w:r>
-        <w:rPr>
-          <w:rFonts w:ascii="Microsoft YaHei" w:eastAsia="Microsoft YaHei" w:hAnsi="Microsoft YaHei" w:cs="Microsoft YaHei"/>
+          <w:rFonts w:ascii="微软雅黑" w:eastAsia="微软雅黑" w:hAnsi="微软雅黑" w:cs="微软雅黑"/>
+          <w:sz w:val="21"/>
+          <w:szCs w:val="21"/>
+        </w:rPr>
+      </w:pPr>
+      <w:r>
+        <w:rPr>
+          <w:rFonts w:ascii="微软雅黑" w:eastAsia="微软雅黑" w:hAnsi="微软雅黑" w:cs="微软雅黑"/>
           <w:sz w:val="21"/>
           <w:szCs w:val="21"/>
         </w:rPr>
@@ -6252,7 +6323,7 @@
       </w:r>
       <w:r>
         <w:rPr>
-          <w:rFonts w:ascii="Microsoft YaHei" w:eastAsia="Microsoft YaHei" w:hAnsi="Microsoft YaHei" w:cs="Microsoft YaHei" w:hint="eastAsia"/>
+          <w:rFonts w:ascii="微软雅黑" w:eastAsia="微软雅黑" w:hAnsi="微软雅黑" w:cs="微软雅黑" w:hint="eastAsia"/>
           <w:sz w:val="21"/>
           <w:szCs w:val="21"/>
         </w:rPr>
@@ -6260,7 +6331,7 @@
       </w:r>
       <w:r>
         <w:rPr>
-          <w:rFonts w:ascii="Microsoft YaHei" w:eastAsia="Microsoft YaHei" w:hAnsi="Microsoft YaHei" w:cs="Microsoft YaHei"/>
+          <w:rFonts w:ascii="微软雅黑" w:eastAsia="微软雅黑" w:hAnsi="微软雅黑" w:cs="微软雅黑"/>
           <w:sz w:val="21"/>
           <w:szCs w:val="21"/>
         </w:rPr>
@@ -6268,7 +6339,7 @@
       </w:r>
       <w:r>
         <w:rPr>
-          <w:rFonts w:ascii="Microsoft YaHei" w:eastAsia="Microsoft YaHei" w:hAnsi="Microsoft YaHei" w:cs="Microsoft YaHei"/>
+          <w:rFonts w:ascii="微软雅黑" w:eastAsia="微软雅黑" w:hAnsi="微软雅黑" w:cs="微软雅黑"/>
           <w:sz w:val="21"/>
           <w:szCs w:val="21"/>
         </w:rPr>
@@ -6277,7 +6348,7 @@
       <w:proofErr w:type="spellStart"/>
       <w:r>
         <w:rPr>
-          <w:rFonts w:ascii="Microsoft YaHei" w:eastAsia="Microsoft YaHei" w:hAnsi="Microsoft YaHei" w:cs="Microsoft YaHei"/>
+          <w:rFonts w:ascii="微软雅黑" w:eastAsia="微软雅黑" w:hAnsi="微软雅黑" w:cs="微软雅黑"/>
           <w:sz w:val="21"/>
           <w:szCs w:val="21"/>
         </w:rPr>
@@ -6286,7 +6357,7 @@
       <w:proofErr w:type="spellEnd"/>
       <w:r>
         <w:rPr>
-          <w:rFonts w:ascii="Microsoft YaHei" w:eastAsia="Microsoft YaHei" w:hAnsi="Microsoft YaHei" w:cs="Microsoft YaHei"/>
+          <w:rFonts w:ascii="微软雅黑" w:eastAsia="微软雅黑" w:hAnsi="微软雅黑" w:cs="微软雅黑"/>
           <w:sz w:val="21"/>
           <w:szCs w:val="21"/>
         </w:rPr>
@@ -6296,14 +6367,14 @@
     <w:p>
       <w:pPr>
         <w:rPr>
-          <w:rFonts w:ascii="Microsoft YaHei" w:eastAsia="Microsoft YaHei" w:hAnsi="Microsoft YaHei" w:cs="Microsoft YaHei"/>
-          <w:sz w:val="21"/>
-          <w:szCs w:val="21"/>
-        </w:rPr>
-      </w:pPr>
-      <w:r>
-        <w:rPr>
-          <w:rFonts w:ascii="Microsoft YaHei" w:eastAsia="Microsoft YaHei" w:hAnsi="Microsoft YaHei" w:cs="Microsoft YaHei"/>
+          <w:rFonts w:ascii="微软雅黑" w:eastAsia="微软雅黑" w:hAnsi="微软雅黑" w:cs="微软雅黑"/>
+          <w:sz w:val="21"/>
+          <w:szCs w:val="21"/>
+        </w:rPr>
+      </w:pPr>
+      <w:r>
+        <w:rPr>
+          <w:rFonts w:ascii="微软雅黑" w:eastAsia="微软雅黑" w:hAnsi="微软雅黑" w:cs="微软雅黑"/>
           <w:sz w:val="21"/>
           <w:szCs w:val="21"/>
         </w:rPr>
@@ -6311,7 +6382,7 @@
       </w:r>
       <w:r>
         <w:rPr>
-          <w:rFonts w:ascii="Microsoft YaHei" w:eastAsia="Microsoft YaHei" w:hAnsi="Microsoft YaHei" w:cs="Microsoft YaHei" w:hint="eastAsia"/>
+          <w:rFonts w:ascii="微软雅黑" w:eastAsia="微软雅黑" w:hAnsi="微软雅黑" w:cs="微软雅黑" w:hint="eastAsia"/>
           <w:sz w:val="21"/>
           <w:szCs w:val="21"/>
         </w:rPr>
@@ -6321,14 +6392,14 @@
     <w:p>
       <w:pPr>
         <w:rPr>
-          <w:rFonts w:ascii="Microsoft YaHei" w:eastAsia="Microsoft YaHei" w:hAnsi="Microsoft YaHei" w:cs="Microsoft YaHei"/>
-          <w:sz w:val="21"/>
-          <w:szCs w:val="21"/>
-        </w:rPr>
-      </w:pPr>
-      <w:r>
-        <w:rPr>
-          <w:rFonts w:ascii="Microsoft YaHei" w:eastAsia="Microsoft YaHei" w:hAnsi="Microsoft YaHei" w:cs="Microsoft YaHei"/>
+          <w:rFonts w:ascii="微软雅黑" w:eastAsia="微软雅黑" w:hAnsi="微软雅黑" w:cs="微软雅黑"/>
+          <w:sz w:val="21"/>
+          <w:szCs w:val="21"/>
+        </w:rPr>
+      </w:pPr>
+      <w:r>
+        <w:rPr>
+          <w:rFonts w:ascii="微软雅黑" w:eastAsia="微软雅黑" w:hAnsi="微软雅黑" w:cs="微软雅黑"/>
           <w:sz w:val="21"/>
           <w:szCs w:val="21"/>
         </w:rPr>
@@ -6336,7 +6407,7 @@
       </w:r>
       <w:r>
         <w:rPr>
-          <w:rFonts w:ascii="Microsoft YaHei" w:eastAsia="Microsoft YaHei" w:hAnsi="Microsoft YaHei" w:cs="Microsoft YaHei" w:hint="eastAsia"/>
+          <w:rFonts w:ascii="微软雅黑" w:eastAsia="微软雅黑" w:hAnsi="微软雅黑" w:cs="微软雅黑" w:hint="eastAsia"/>
           <w:sz w:val="21"/>
           <w:szCs w:val="21"/>
         </w:rPr>
@@ -6344,7 +6415,7 @@
       </w:r>
       <w:r>
         <w:rPr>
-          <w:rFonts w:ascii="Microsoft YaHei" w:eastAsia="Microsoft YaHei" w:hAnsi="Microsoft YaHei" w:cs="Microsoft YaHei"/>
+          <w:rFonts w:ascii="微软雅黑" w:eastAsia="微软雅黑" w:hAnsi="微软雅黑" w:cs="微软雅黑"/>
           <w:sz w:val="21"/>
           <w:szCs w:val="21"/>
         </w:rPr>
@@ -6354,31 +6425,32 @@
     <w:p>
       <w:pPr>
         <w:rPr>
-          <w:rFonts w:ascii="Microsoft YaHei" w:eastAsia="Microsoft YaHei" w:hAnsi="Microsoft YaHei" w:cs="Microsoft YaHei"/>
-          <w:sz w:val="21"/>
-          <w:szCs w:val="21"/>
-        </w:rPr>
-      </w:pPr>
-      <w:r>
-        <w:rPr>
-          <w:rFonts w:ascii="Microsoft YaHei" w:eastAsia="Microsoft YaHei" w:hAnsi="Microsoft YaHei" w:cs="Microsoft YaHei"/>
-          <w:sz w:val="21"/>
-          <w:szCs w:val="21"/>
-        </w:rPr>
+          <w:rFonts w:ascii="微软雅黑" w:eastAsia="微软雅黑" w:hAnsi="微软雅黑" w:cs="微软雅黑"/>
+          <w:sz w:val="21"/>
+          <w:szCs w:val="21"/>
+        </w:rPr>
+      </w:pPr>
+      <w:r>
+        <w:rPr>
+          <w:rFonts w:ascii="微软雅黑" w:eastAsia="微软雅黑" w:hAnsi="微软雅黑" w:cs="微软雅黑"/>
+          <w:sz w:val="21"/>
+          <w:szCs w:val="21"/>
+        </w:rPr>
+        <w:lastRenderedPageBreak/>
         <w:t xml:space="preserve">15. upon this determination </w:t>
       </w:r>
     </w:p>
     <w:p>
       <w:pPr>
         <w:rPr>
-          <w:rFonts w:ascii="Microsoft YaHei" w:eastAsia="Microsoft YaHei" w:hAnsi="Microsoft YaHei" w:cs="Microsoft YaHei"/>
-          <w:sz w:val="21"/>
-          <w:szCs w:val="21"/>
-        </w:rPr>
-      </w:pPr>
-      <w:r>
-        <w:rPr>
-          <w:rFonts w:ascii="Microsoft YaHei" w:eastAsia="Microsoft YaHei" w:hAnsi="Microsoft YaHei" w:cs="Microsoft YaHei"/>
+          <w:rFonts w:ascii="微软雅黑" w:eastAsia="微软雅黑" w:hAnsi="微软雅黑" w:cs="微软雅黑"/>
+          <w:sz w:val="21"/>
+          <w:szCs w:val="21"/>
+        </w:rPr>
+      </w:pPr>
+      <w:r>
+        <w:rPr>
+          <w:rFonts w:ascii="微软雅黑" w:eastAsia="微软雅黑" w:hAnsi="微软雅黑" w:cs="微软雅黑"/>
           <w:sz w:val="21"/>
           <w:szCs w:val="21"/>
         </w:rPr>
@@ -6388,14 +6460,14 @@
     <w:p>
       <w:pPr>
         <w:rPr>
-          <w:rFonts w:ascii="Microsoft YaHei" w:eastAsia="Microsoft YaHei" w:hAnsi="Microsoft YaHei" w:cs="Microsoft YaHei"/>
-          <w:sz w:val="21"/>
-          <w:szCs w:val="21"/>
-        </w:rPr>
-      </w:pPr>
-      <w:r>
-        <w:rPr>
-          <w:rFonts w:ascii="Microsoft YaHei" w:eastAsia="Microsoft YaHei" w:hAnsi="Microsoft YaHei" w:cs="Microsoft YaHei"/>
+          <w:rFonts w:ascii="微软雅黑" w:eastAsia="微软雅黑" w:hAnsi="微软雅黑" w:cs="微软雅黑"/>
+          <w:sz w:val="21"/>
+          <w:szCs w:val="21"/>
+        </w:rPr>
+      </w:pPr>
+      <w:r>
+        <w:rPr>
+          <w:rFonts w:ascii="微软雅黑" w:eastAsia="微软雅黑" w:hAnsi="微软雅黑" w:cs="微软雅黑"/>
           <w:sz w:val="21"/>
           <w:szCs w:val="21"/>
         </w:rPr>
@@ -6405,32 +6477,31 @@
     <w:p>
       <w:pPr>
         <w:rPr>
-          <w:rFonts w:ascii="Microsoft YaHei" w:eastAsia="Microsoft YaHei" w:hAnsi="Microsoft YaHei" w:cs="Microsoft YaHei"/>
-          <w:sz w:val="21"/>
-          <w:szCs w:val="21"/>
-        </w:rPr>
-      </w:pPr>
-      <w:r>
-        <w:rPr>
-          <w:rFonts w:ascii="Microsoft YaHei" w:eastAsia="Microsoft YaHei" w:hAnsi="Microsoft YaHei" w:cs="Microsoft YaHei"/>
-          <w:sz w:val="21"/>
-          <w:szCs w:val="21"/>
-        </w:rPr>
-        <w:lastRenderedPageBreak/>
+          <w:rFonts w:ascii="微软雅黑" w:eastAsia="微软雅黑" w:hAnsi="微软雅黑" w:cs="微软雅黑"/>
+          <w:sz w:val="21"/>
+          <w:szCs w:val="21"/>
+        </w:rPr>
+      </w:pPr>
+      <w:r>
+        <w:rPr>
+          <w:rFonts w:ascii="微软雅黑" w:eastAsia="微软雅黑" w:hAnsi="微软雅黑" w:cs="微软雅黑"/>
+          <w:sz w:val="21"/>
+          <w:szCs w:val="21"/>
+        </w:rPr>
         <w:t>18.in close contact with the British and French consul general</w:t>
       </w:r>
     </w:p>
     <w:p>
       <w:pPr>
         <w:rPr>
-          <w:rFonts w:ascii="Microsoft YaHei" w:eastAsia="Microsoft YaHei" w:hAnsi="Microsoft YaHei" w:cs="Microsoft YaHei"/>
-          <w:sz w:val="21"/>
-          <w:szCs w:val="21"/>
-        </w:rPr>
-      </w:pPr>
-      <w:r>
-        <w:rPr>
-          <w:rFonts w:ascii="Microsoft YaHei" w:eastAsia="Microsoft YaHei" w:hAnsi="Microsoft YaHei" w:cs="Microsoft YaHei"/>
+          <w:rFonts w:ascii="微软雅黑" w:eastAsia="微软雅黑" w:hAnsi="微软雅黑" w:cs="微软雅黑"/>
+          <w:sz w:val="21"/>
+          <w:szCs w:val="21"/>
+        </w:rPr>
+      </w:pPr>
+      <w:r>
+        <w:rPr>
+          <w:rFonts w:ascii="微软雅黑" w:eastAsia="微软雅黑" w:hAnsi="微软雅黑" w:cs="微软雅黑"/>
           <w:sz w:val="21"/>
           <w:szCs w:val="21"/>
         </w:rPr>
@@ -6440,14 +6511,14 @@
     <w:p>
       <w:pPr>
         <w:rPr>
-          <w:rFonts w:ascii="Microsoft YaHei" w:eastAsia="Microsoft YaHei" w:hAnsi="Microsoft YaHei" w:cs="Microsoft YaHei"/>
-          <w:sz w:val="21"/>
-          <w:szCs w:val="21"/>
-        </w:rPr>
-      </w:pPr>
-      <w:r>
-        <w:rPr>
-          <w:rFonts w:ascii="Microsoft YaHei" w:eastAsia="Microsoft YaHei" w:hAnsi="Microsoft YaHei" w:cs="Microsoft YaHei"/>
+          <w:rFonts w:ascii="微软雅黑" w:eastAsia="微软雅黑" w:hAnsi="微软雅黑" w:cs="微软雅黑"/>
+          <w:sz w:val="21"/>
+          <w:szCs w:val="21"/>
+        </w:rPr>
+      </w:pPr>
+      <w:r>
+        <w:rPr>
+          <w:rFonts w:ascii="微软雅黑" w:eastAsia="微软雅黑" w:hAnsi="微软雅黑" w:cs="微软雅黑"/>
           <w:sz w:val="21"/>
           <w:szCs w:val="21"/>
         </w:rPr>
@@ -6457,14 +6528,14 @@
     <w:p>
       <w:pPr>
         <w:rPr>
-          <w:rFonts w:ascii="Microsoft YaHei" w:eastAsia="Microsoft YaHei" w:hAnsi="Microsoft YaHei" w:cs="Microsoft YaHei"/>
-          <w:sz w:val="21"/>
-          <w:szCs w:val="21"/>
-        </w:rPr>
-      </w:pPr>
-      <w:r>
-        <w:rPr>
-          <w:rFonts w:ascii="Microsoft YaHei" w:eastAsia="Microsoft YaHei" w:hAnsi="Microsoft YaHei" w:cs="Microsoft YaHei"/>
+          <w:rFonts w:ascii="微软雅黑" w:eastAsia="微软雅黑" w:hAnsi="微软雅黑" w:cs="微软雅黑"/>
+          <w:sz w:val="21"/>
+          <w:szCs w:val="21"/>
+        </w:rPr>
+      </w:pPr>
+      <w:r>
+        <w:rPr>
+          <w:rFonts w:ascii="微软雅黑" w:eastAsia="微软雅黑" w:hAnsi="微软雅黑" w:cs="微软雅黑"/>
           <w:sz w:val="21"/>
           <w:szCs w:val="21"/>
         </w:rPr>
@@ -6481,7 +6552,7 @@
       </w:pPr>
       <w:r>
         <w:rPr>
-          <w:rFonts w:ascii="Microsoft YaHei" w:eastAsia="Microsoft YaHei" w:hAnsi="Microsoft YaHei" w:cs="Microsoft YaHei"/>
+          <w:rFonts w:ascii="微软雅黑" w:eastAsia="微软雅黑" w:hAnsi="微软雅黑" w:cs="微软雅黑"/>
           <w:sz w:val="21"/>
           <w:szCs w:val="21"/>
         </w:rPr>
@@ -6515,23 +6586,23 @@
     <w:p>
       <w:pPr>
         <w:rPr>
-          <w:rFonts w:ascii="Microsoft YaHei" w:eastAsia="Microsoft YaHei" w:hAnsi="Microsoft YaHei" w:cs="Microsoft YaHei"/>
-          <w:sz w:val="21"/>
-          <w:szCs w:val="21"/>
-        </w:rPr>
-      </w:pPr>
-    </w:p>
-    <w:p>
-      <w:pPr>
-        <w:rPr>
-          <w:rFonts w:ascii="Microsoft YaHei" w:eastAsia="Microsoft YaHei" w:hAnsi="Microsoft YaHei" w:cs="Microsoft YaHei"/>
-          <w:sz w:val="21"/>
-          <w:szCs w:val="21"/>
-        </w:rPr>
-      </w:pPr>
-      <w:r>
-        <w:rPr>
-          <w:rFonts w:ascii="Microsoft YaHei" w:eastAsia="Microsoft YaHei" w:hAnsi="Microsoft YaHei" w:cs="Microsoft YaHei"/>
+          <w:rFonts w:ascii="微软雅黑" w:eastAsia="微软雅黑" w:hAnsi="微软雅黑" w:cs="微软雅黑"/>
+          <w:sz w:val="21"/>
+          <w:szCs w:val="21"/>
+        </w:rPr>
+      </w:pPr>
+    </w:p>
+    <w:p>
+      <w:pPr>
+        <w:rPr>
+          <w:rFonts w:ascii="微软雅黑" w:eastAsia="微软雅黑" w:hAnsi="微软雅黑" w:cs="微软雅黑"/>
+          <w:sz w:val="21"/>
+          <w:szCs w:val="21"/>
+        </w:rPr>
+      </w:pPr>
+      <w:r>
+        <w:rPr>
+          <w:rFonts w:ascii="微软雅黑" w:eastAsia="微软雅黑" w:hAnsi="微软雅黑" w:cs="微软雅黑"/>
           <w:sz w:val="21"/>
           <w:szCs w:val="21"/>
         </w:rPr>
@@ -6539,7 +6610,7 @@
       </w:r>
       <w:r>
         <w:rPr>
-          <w:rFonts w:ascii="Microsoft YaHei" w:eastAsia="Microsoft YaHei" w:hAnsi="Microsoft YaHei" w:cs="Microsoft YaHei" w:hint="eastAsia"/>
+          <w:rFonts w:ascii="微软雅黑" w:eastAsia="微软雅黑" w:hAnsi="微软雅黑" w:cs="微软雅黑" w:hint="eastAsia"/>
           <w:sz w:val="21"/>
           <w:szCs w:val="21"/>
         </w:rPr>
@@ -6547,7 +6618,7 @@
       </w:r>
       <w:r>
         <w:rPr>
-          <w:rFonts w:ascii="Microsoft YaHei" w:eastAsia="Microsoft YaHei" w:hAnsi="Microsoft YaHei" w:cs="Microsoft YaHei"/>
+          <w:rFonts w:ascii="微软雅黑" w:eastAsia="微软雅黑" w:hAnsi="微软雅黑" w:cs="微软雅黑"/>
           <w:sz w:val="21"/>
           <w:szCs w:val="21"/>
         </w:rPr>
@@ -6562,36 +6633,18 @@
           <w:numId w:val="13"/>
         </w:numPr>
         <w:rPr>
-          <w:rFonts w:ascii="Microsoft YaHei" w:eastAsia="Microsoft YaHei" w:hAnsi="Microsoft YaHei" w:cs="Microsoft YaHei"/>
-          <w:sz w:val="21"/>
-          <w:szCs w:val="21"/>
-        </w:rPr>
-      </w:pPr>
-      <w:r>
-        <w:rPr>
-          <w:rFonts w:ascii="Microsoft YaHei" w:eastAsia="Microsoft YaHei" w:hAnsi="Microsoft YaHei" w:cs="Microsoft YaHei"/>
-          <w:sz w:val="21"/>
-          <w:szCs w:val="21"/>
-        </w:rPr>
-        <w:t xml:space="preserve">However, you are still the helmsman as </w:t>
-      </w:r>
-      <w:proofErr w:type="spellStart"/>
-      <w:r>
-        <w:rPr>
-          <w:rFonts w:ascii="Microsoft YaHei" w:eastAsia="Microsoft YaHei" w:hAnsi="Microsoft YaHei" w:cs="Microsoft YaHei"/>
-          <w:sz w:val="21"/>
-          <w:szCs w:val="21"/>
-        </w:rPr>
-        <w:t>Nietze</w:t>
-      </w:r>
-      <w:proofErr w:type="spellEnd"/>
-      <w:r>
-        <w:rPr>
-          <w:rFonts w:ascii="Microsoft YaHei" w:eastAsia="Microsoft YaHei" w:hAnsi="Microsoft YaHei" w:cs="Microsoft YaHei"/>
-          <w:sz w:val="21"/>
-          <w:szCs w:val="21"/>
-        </w:rPr>
-        <w:t xml:space="preserve"> writes the person who steers the ship and there might be waves </w:t>
+          <w:rFonts w:ascii="微软雅黑" w:eastAsia="微软雅黑" w:hAnsi="微软雅黑" w:cs="微软雅黑"/>
+          <w:sz w:val="21"/>
+          <w:szCs w:val="21"/>
+        </w:rPr>
+      </w:pPr>
+      <w:r>
+        <w:rPr>
+          <w:rFonts w:ascii="微软雅黑" w:eastAsia="微软雅黑" w:hAnsi="微软雅黑" w:cs="微软雅黑"/>
+          <w:sz w:val="21"/>
+          <w:szCs w:val="21"/>
+        </w:rPr>
+        <w:t xml:space="preserve">However, you are still the helmsman as Nietze writes the person who steers the ship and there might be waves </w:t>
       </w:r>
     </w:p>
     <w:p>
@@ -6602,14 +6655,14 @@
           <w:numId w:val="13"/>
         </w:numPr>
         <w:rPr>
-          <w:rFonts w:ascii="Microsoft YaHei" w:eastAsia="Microsoft YaHei" w:hAnsi="Microsoft YaHei" w:cs="Microsoft YaHei"/>
-          <w:sz w:val="21"/>
-          <w:szCs w:val="21"/>
-        </w:rPr>
-      </w:pPr>
-      <w:r>
-        <w:rPr>
-          <w:rFonts w:ascii="Microsoft YaHei" w:eastAsia="Microsoft YaHei" w:hAnsi="Microsoft YaHei" w:cs="Microsoft YaHei"/>
+          <w:rFonts w:ascii="微软雅黑" w:eastAsia="微软雅黑" w:hAnsi="微软雅黑" w:cs="微软雅黑"/>
+          <w:sz w:val="21"/>
+          <w:szCs w:val="21"/>
+        </w:rPr>
+      </w:pPr>
+      <w:r>
+        <w:rPr>
+          <w:rFonts w:ascii="微软雅黑" w:eastAsia="微软雅黑" w:hAnsi="微软雅黑" w:cs="微软雅黑"/>
           <w:sz w:val="21"/>
           <w:szCs w:val="21"/>
         </w:rPr>
@@ -6620,33 +6673,33 @@
       <w:pPr>
         <w:pStyle w:val="ListParagraph"/>
         <w:rPr>
-          <w:rFonts w:ascii="Microsoft YaHei" w:eastAsia="Microsoft YaHei" w:hAnsi="Microsoft YaHei" w:cs="Microsoft YaHei"/>
-          <w:sz w:val="21"/>
-          <w:szCs w:val="21"/>
-        </w:rPr>
-      </w:pPr>
-    </w:p>
-    <w:p>
-      <w:pPr>
-        <w:pStyle w:val="ListParagraph"/>
-        <w:rPr>
-          <w:rFonts w:ascii="Microsoft YaHei" w:eastAsia="Microsoft YaHei" w:hAnsi="Microsoft YaHei" w:cs="Microsoft YaHei"/>
-          <w:sz w:val="21"/>
-          <w:szCs w:val="21"/>
-        </w:rPr>
-      </w:pPr>
-    </w:p>
-    <w:p>
-      <w:pPr>
-        <w:rPr>
-          <w:rFonts w:ascii="Microsoft YaHei" w:eastAsia="Microsoft YaHei" w:hAnsi="Microsoft YaHei" w:cs="Microsoft YaHei"/>
-          <w:sz w:val="21"/>
-          <w:szCs w:val="21"/>
-        </w:rPr>
-      </w:pPr>
-      <w:r>
-        <w:rPr>
-          <w:rFonts w:ascii="Microsoft YaHei" w:eastAsia="Microsoft YaHei" w:hAnsi="Microsoft YaHei" w:cs="Microsoft YaHei"/>
+          <w:rFonts w:ascii="微软雅黑" w:eastAsia="微软雅黑" w:hAnsi="微软雅黑" w:cs="微软雅黑"/>
+          <w:sz w:val="21"/>
+          <w:szCs w:val="21"/>
+        </w:rPr>
+      </w:pPr>
+    </w:p>
+    <w:p>
+      <w:pPr>
+        <w:pStyle w:val="ListParagraph"/>
+        <w:rPr>
+          <w:rFonts w:ascii="微软雅黑" w:eastAsia="微软雅黑" w:hAnsi="微软雅黑" w:cs="微软雅黑"/>
+          <w:sz w:val="21"/>
+          <w:szCs w:val="21"/>
+        </w:rPr>
+      </w:pPr>
+    </w:p>
+    <w:p>
+      <w:pPr>
+        <w:rPr>
+          <w:rFonts w:ascii="微软雅黑" w:eastAsia="微软雅黑" w:hAnsi="微软雅黑" w:cs="微软雅黑"/>
+          <w:sz w:val="21"/>
+          <w:szCs w:val="21"/>
+        </w:rPr>
+      </w:pPr>
+      <w:r>
+        <w:rPr>
+          <w:rFonts w:ascii="微软雅黑" w:eastAsia="微软雅黑" w:hAnsi="微软雅黑" w:cs="微软雅黑"/>
           <w:sz w:val="21"/>
           <w:szCs w:val="21"/>
         </w:rPr>
@@ -6656,14 +6709,14 @@
     <w:p>
       <w:pPr>
         <w:rPr>
-          <w:rFonts w:ascii="Microsoft YaHei" w:eastAsia="Microsoft YaHei" w:hAnsi="Microsoft YaHei" w:cs="Microsoft YaHei"/>
-          <w:sz w:val="21"/>
-          <w:szCs w:val="21"/>
-        </w:rPr>
-      </w:pPr>
-      <w:r>
-        <w:rPr>
-          <w:rFonts w:ascii="Microsoft YaHei" w:eastAsia="Microsoft YaHei" w:hAnsi="Microsoft YaHei" w:cs="Microsoft YaHei"/>
+          <w:rFonts w:ascii="微软雅黑" w:eastAsia="微软雅黑" w:hAnsi="微软雅黑" w:cs="微软雅黑"/>
+          <w:sz w:val="21"/>
+          <w:szCs w:val="21"/>
+        </w:rPr>
+      </w:pPr>
+      <w:r>
+        <w:rPr>
+          <w:rFonts w:ascii="微软雅黑" w:eastAsia="微软雅黑" w:hAnsi="微软雅黑" w:cs="微软雅黑"/>
           <w:sz w:val="21"/>
           <w:szCs w:val="21"/>
         </w:rPr>
@@ -6673,14 +6726,14 @@
     <w:p>
       <w:pPr>
         <w:rPr>
-          <w:rFonts w:ascii="Microsoft YaHei" w:eastAsia="Microsoft YaHei" w:hAnsi="Microsoft YaHei" w:cs="Microsoft YaHei"/>
-          <w:sz w:val="21"/>
-          <w:szCs w:val="21"/>
-        </w:rPr>
-      </w:pPr>
-      <w:r>
-        <w:rPr>
-          <w:rFonts w:ascii="Microsoft YaHei" w:eastAsia="Microsoft YaHei" w:hAnsi="Microsoft YaHei" w:cs="Microsoft YaHei"/>
+          <w:rFonts w:ascii="微软雅黑" w:eastAsia="微软雅黑" w:hAnsi="微软雅黑" w:cs="微软雅黑"/>
+          <w:sz w:val="21"/>
+          <w:szCs w:val="21"/>
+        </w:rPr>
+      </w:pPr>
+      <w:r>
+        <w:rPr>
+          <w:rFonts w:ascii="微软雅黑" w:eastAsia="微软雅黑" w:hAnsi="微软雅黑" w:cs="微软雅黑"/>
           <w:sz w:val="21"/>
           <w:szCs w:val="21"/>
         </w:rPr>
@@ -6690,14 +6743,14 @@
     <w:p>
       <w:pPr>
         <w:rPr>
-          <w:rFonts w:ascii="Microsoft YaHei" w:eastAsia="Microsoft YaHei" w:hAnsi="Microsoft YaHei" w:cs="Microsoft YaHei"/>
-          <w:sz w:val="21"/>
-          <w:szCs w:val="21"/>
-        </w:rPr>
-      </w:pPr>
-      <w:r>
-        <w:rPr>
-          <w:rFonts w:ascii="Microsoft YaHei" w:eastAsia="Microsoft YaHei" w:hAnsi="Microsoft YaHei" w:cs="Microsoft YaHei"/>
+          <w:rFonts w:ascii="微软雅黑" w:eastAsia="微软雅黑" w:hAnsi="微软雅黑" w:cs="微软雅黑"/>
+          <w:sz w:val="21"/>
+          <w:szCs w:val="21"/>
+        </w:rPr>
+      </w:pPr>
+      <w:r>
+        <w:rPr>
+          <w:rFonts w:ascii="微软雅黑" w:eastAsia="微软雅黑" w:hAnsi="微软雅黑" w:cs="微软雅黑"/>
           <w:sz w:val="21"/>
           <w:szCs w:val="21"/>
         </w:rPr>
@@ -6706,7 +6759,7 @@
       <w:proofErr w:type="gramStart"/>
       <w:r>
         <w:rPr>
-          <w:rFonts w:ascii="Microsoft YaHei" w:eastAsia="Microsoft YaHei" w:hAnsi="Microsoft YaHei" w:cs="Microsoft YaHei"/>
+          <w:rFonts w:ascii="微软雅黑" w:eastAsia="微软雅黑" w:hAnsi="微软雅黑" w:cs="微软雅黑"/>
           <w:sz w:val="21"/>
           <w:szCs w:val="21"/>
         </w:rPr>
@@ -6715,7 +6768,7 @@
       <w:proofErr w:type="gramEnd"/>
       <w:r>
         <w:rPr>
-          <w:rFonts w:ascii="Microsoft YaHei" w:eastAsia="Microsoft YaHei" w:hAnsi="Microsoft YaHei" w:cs="Microsoft YaHei"/>
+          <w:rFonts w:ascii="微软雅黑" w:eastAsia="微软雅黑" w:hAnsi="微软雅黑" w:cs="微软雅黑"/>
           <w:sz w:val="21"/>
           <w:szCs w:val="21"/>
         </w:rPr>
@@ -6725,14 +6778,14 @@
     <w:p>
       <w:pPr>
         <w:rPr>
-          <w:rFonts w:ascii="Microsoft YaHei" w:eastAsia="Microsoft YaHei" w:hAnsi="Microsoft YaHei" w:cs="Microsoft YaHei"/>
-          <w:sz w:val="21"/>
-          <w:szCs w:val="21"/>
-        </w:rPr>
-      </w:pPr>
-      <w:r>
-        <w:rPr>
-          <w:rFonts w:ascii="Microsoft YaHei" w:eastAsia="Microsoft YaHei" w:hAnsi="Microsoft YaHei" w:cs="Microsoft YaHei"/>
+          <w:rFonts w:ascii="微软雅黑" w:eastAsia="微软雅黑" w:hAnsi="微软雅黑" w:cs="微软雅黑"/>
+          <w:sz w:val="21"/>
+          <w:szCs w:val="21"/>
+        </w:rPr>
+      </w:pPr>
+      <w:r>
+        <w:rPr>
+          <w:rFonts w:ascii="微软雅黑" w:eastAsia="微软雅黑" w:hAnsi="微软雅黑" w:cs="微软雅黑"/>
           <w:sz w:val="21"/>
           <w:szCs w:val="21"/>
         </w:rPr>
@@ -6743,7 +6796,7 @@
       </w:r>
       <w:r>
         <w:rPr>
-          <w:rFonts w:ascii="Microsoft YaHei" w:eastAsia="Microsoft YaHei" w:hAnsi="Microsoft YaHei" w:cs="Microsoft YaHei"/>
+          <w:rFonts w:ascii="微软雅黑" w:eastAsia="微软雅黑" w:hAnsi="微软雅黑" w:cs="微软雅黑"/>
           <w:sz w:val="21"/>
           <w:szCs w:val="21"/>
         </w:rPr>
@@ -6753,14 +6806,14 @@
     <w:p>
       <w:pPr>
         <w:rPr>
-          <w:rFonts w:ascii="Microsoft YaHei" w:eastAsia="Microsoft YaHei" w:hAnsi="Microsoft YaHei" w:cs="Microsoft YaHei"/>
-          <w:sz w:val="21"/>
-          <w:szCs w:val="21"/>
-        </w:rPr>
-      </w:pPr>
-      <w:r>
-        <w:rPr>
-          <w:rFonts w:ascii="Microsoft YaHei" w:eastAsia="Microsoft YaHei" w:hAnsi="Microsoft YaHei" w:cs="Microsoft YaHei"/>
+          <w:rFonts w:ascii="微软雅黑" w:eastAsia="微软雅黑" w:hAnsi="微软雅黑" w:cs="微软雅黑"/>
+          <w:sz w:val="21"/>
+          <w:szCs w:val="21"/>
+        </w:rPr>
+      </w:pPr>
+      <w:r>
+        <w:rPr>
+          <w:rFonts w:ascii="微软雅黑" w:eastAsia="微软雅黑" w:hAnsi="微软雅黑" w:cs="微软雅黑"/>
           <w:sz w:val="21"/>
           <w:szCs w:val="21"/>
         </w:rPr>
@@ -6770,22 +6823,23 @@
     <w:p>
       <w:pPr>
         <w:rPr>
-          <w:rFonts w:ascii="Microsoft YaHei" w:eastAsia="Microsoft YaHei" w:hAnsi="Microsoft YaHei" w:cs="Microsoft YaHei"/>
-          <w:sz w:val="21"/>
-          <w:szCs w:val="21"/>
-        </w:rPr>
-      </w:pPr>
-      <w:r>
-        <w:rPr>
-          <w:rFonts w:ascii="Microsoft YaHei" w:eastAsia="Microsoft YaHei" w:hAnsi="Microsoft YaHei" w:cs="Microsoft YaHei"/>
-          <w:sz w:val="21"/>
-          <w:szCs w:val="21"/>
-        </w:rPr>
+          <w:rFonts w:ascii="微软雅黑" w:eastAsia="微软雅黑" w:hAnsi="微软雅黑" w:cs="微软雅黑"/>
+          <w:sz w:val="21"/>
+          <w:szCs w:val="21"/>
+        </w:rPr>
+      </w:pPr>
+      <w:r>
+        <w:rPr>
+          <w:rFonts w:ascii="微软雅黑" w:eastAsia="微软雅黑" w:hAnsi="微软雅黑" w:cs="微软雅黑"/>
+          <w:sz w:val="21"/>
+          <w:szCs w:val="21"/>
+        </w:rPr>
+        <w:lastRenderedPageBreak/>
         <w:t>6</w:t>
       </w:r>
       <w:r>
         <w:rPr>
-          <w:rFonts w:ascii="Microsoft YaHei" w:eastAsia="Microsoft YaHei" w:hAnsi="Microsoft YaHei" w:cs="Microsoft YaHei" w:hint="eastAsia"/>
+          <w:rFonts w:ascii="微软雅黑" w:eastAsia="微软雅黑" w:hAnsi="微软雅黑" w:cs="微软雅黑" w:hint="eastAsia"/>
           <w:sz w:val="21"/>
           <w:szCs w:val="21"/>
         </w:rPr>
@@ -6793,7 +6847,7 @@
       </w:r>
       <w:r>
         <w:rPr>
-          <w:rFonts w:ascii="Microsoft YaHei" w:eastAsia="Microsoft YaHei" w:hAnsi="Microsoft YaHei" w:cs="Microsoft YaHei"/>
+          <w:rFonts w:ascii="微软雅黑" w:eastAsia="微软雅黑" w:hAnsi="微软雅黑" w:cs="微软雅黑"/>
           <w:sz w:val="21"/>
           <w:szCs w:val="21"/>
         </w:rPr>
@@ -6803,16 +6857,16 @@
     <w:p>
       <w:pPr>
         <w:rPr>
-          <w:rFonts w:ascii="Microsoft YaHei" w:eastAsia="Microsoft YaHei" w:hAnsi="Microsoft YaHei" w:cs="Microsoft YaHei"/>
-          <w:color w:val="2A2B2E"/>
-          <w:sz w:val="21"/>
-          <w:szCs w:val="21"/>
-          <w:shd w:val="clear" w:color="auto" w:fill="FFFFFF"/>
-        </w:rPr>
-      </w:pPr>
-      <w:r>
-        <w:rPr>
-          <w:rFonts w:ascii="Microsoft YaHei" w:eastAsia="Microsoft YaHei" w:hAnsi="Microsoft YaHei" w:cs="Microsoft YaHei"/>
+          <w:rFonts w:ascii="微软雅黑" w:eastAsia="微软雅黑" w:hAnsi="微软雅黑" w:cs="微软雅黑"/>
+          <w:color w:val="2A2B2E"/>
+          <w:sz w:val="21"/>
+          <w:szCs w:val="21"/>
+          <w:shd w:val="clear" w:color="auto" w:fill="FFFFFF"/>
+        </w:rPr>
+      </w:pPr>
+      <w:r>
+        <w:rPr>
+          <w:rFonts w:ascii="微软雅黑" w:eastAsia="微软雅黑" w:hAnsi="微软雅黑" w:cs="微软雅黑"/>
           <w:sz w:val="21"/>
           <w:szCs w:val="21"/>
         </w:rPr>
@@ -6850,7 +6904,7 @@
       </w:r>
       <w:r>
         <w:rPr>
-          <w:rFonts w:ascii="Microsoft YaHei" w:eastAsia="Microsoft YaHei" w:hAnsi="Microsoft YaHei" w:cs="Microsoft YaHei" w:hint="eastAsia"/>
+          <w:rFonts w:ascii="微软雅黑" w:eastAsia="微软雅黑" w:hAnsi="微软雅黑" w:cs="微软雅黑" w:hint="eastAsia"/>
           <w:color w:val="2A2B2E"/>
           <w:sz w:val="21"/>
           <w:szCs w:val="21"/>
@@ -6862,14 +6916,14 @@
     <w:p>
       <w:pPr>
         <w:rPr>
-          <w:rFonts w:ascii="Microsoft YaHei" w:eastAsia="Microsoft YaHei" w:hAnsi="Microsoft YaHei" w:cs="Microsoft YaHei" w:hint="eastAsia"/>
-          <w:sz w:val="21"/>
-          <w:szCs w:val="21"/>
-        </w:rPr>
-      </w:pPr>
-      <w:r>
-        <w:rPr>
-          <w:rFonts w:ascii="Microsoft YaHei" w:eastAsia="Microsoft YaHei" w:hAnsi="Microsoft YaHei" w:cs="Microsoft YaHei"/>
+          <w:rFonts w:ascii="微软雅黑" w:eastAsia="微软雅黑" w:hAnsi="微软雅黑" w:cs="微软雅黑"/>
+          <w:sz w:val="21"/>
+          <w:szCs w:val="21"/>
+        </w:rPr>
+      </w:pPr>
+      <w:r>
+        <w:rPr>
+          <w:rFonts w:ascii="微软雅黑" w:eastAsia="微软雅黑" w:hAnsi="微软雅黑" w:cs="微软雅黑"/>
           <w:sz w:val="21"/>
           <w:szCs w:val="21"/>
         </w:rPr>
@@ -6877,47 +6931,45 @@
       </w:r>
       <w:r>
         <w:rPr>
-          <w:rFonts w:ascii="Microsoft YaHei" w:eastAsia="Microsoft YaHei" w:hAnsi="Microsoft YaHei" w:cs="Microsoft YaHei"/>
+          <w:rFonts w:ascii="微软雅黑" w:eastAsia="微软雅黑" w:hAnsi="微软雅黑" w:cs="微软雅黑"/>
           <w:sz w:val="21"/>
           <w:szCs w:val="21"/>
         </w:rPr>
         <w:t>:</w:t>
       </w:r>
-      <w:bookmarkStart w:id="2" w:name="_GoBack"/>
-      <w:bookmarkEnd w:id="2"/>
-    </w:p>
-    <w:p>
-      <w:pPr>
-        <w:rPr>
-          <w:rFonts w:ascii="Microsoft YaHei" w:eastAsia="Microsoft YaHei" w:hAnsi="Microsoft YaHei" w:cs="Microsoft YaHei"/>
-          <w:sz w:val="21"/>
-          <w:szCs w:val="21"/>
-        </w:rPr>
-      </w:pPr>
-    </w:p>
-    <w:p>
-      <w:pPr>
-        <w:rPr>
-          <w:rFonts w:ascii="Microsoft YaHei" w:eastAsia="Microsoft YaHei" w:hAnsi="Microsoft YaHei" w:cs="Microsoft YaHei"/>
-          <w:sz w:val="21"/>
-          <w:szCs w:val="21"/>
-        </w:rPr>
-      </w:pPr>
-    </w:p>
-    <w:p>
-      <w:pPr>
-        <w:rPr>
-          <w:rFonts w:ascii="Microsoft YaHei" w:eastAsia="Microsoft YaHei" w:hAnsi="Microsoft YaHei" w:cs="Microsoft YaHei"/>
-          <w:sz w:val="21"/>
-          <w:szCs w:val="21"/>
-        </w:rPr>
-      </w:pPr>
-    </w:p>
-    <w:p>
-      <w:pPr>
-        <w:pStyle w:val="ListParagraph"/>
-        <w:rPr>
-          <w:rFonts w:ascii="Microsoft YaHei" w:eastAsia="Microsoft YaHei" w:hAnsi="Microsoft YaHei" w:cs="Microsoft YaHei"/>
+    </w:p>
+    <w:p>
+      <w:pPr>
+        <w:rPr>
+          <w:rFonts w:ascii="微软雅黑" w:eastAsia="微软雅黑" w:hAnsi="微软雅黑" w:cs="微软雅黑"/>
+          <w:sz w:val="21"/>
+          <w:szCs w:val="21"/>
+        </w:rPr>
+      </w:pPr>
+    </w:p>
+    <w:p>
+      <w:pPr>
+        <w:rPr>
+          <w:rFonts w:ascii="微软雅黑" w:eastAsia="微软雅黑" w:hAnsi="微软雅黑" w:cs="微软雅黑"/>
+          <w:sz w:val="21"/>
+          <w:szCs w:val="21"/>
+        </w:rPr>
+      </w:pPr>
+    </w:p>
+    <w:p>
+      <w:pPr>
+        <w:rPr>
+          <w:rFonts w:ascii="微软雅黑" w:eastAsia="微软雅黑" w:hAnsi="微软雅黑" w:cs="微软雅黑"/>
+          <w:sz w:val="21"/>
+          <w:szCs w:val="21"/>
+        </w:rPr>
+      </w:pPr>
+    </w:p>
+    <w:p>
+      <w:pPr>
+        <w:pStyle w:val="ListParagraph"/>
+        <w:rPr>
+          <w:rFonts w:ascii="微软雅黑" w:eastAsia="微软雅黑" w:hAnsi="微软雅黑" w:cs="微软雅黑"/>
           <w:sz w:val="21"/>
           <w:szCs w:val="21"/>
         </w:rPr>
@@ -6934,7 +6986,7 @@
 </file>
 
 <file path=word/numbering.xml><?xml version="1.0" encoding="utf-8"?>
-<w:numbering xmlns:wpc="http://schemas.microsoft.com/office/word/2010/wordprocessingCanvas" xmlns:cx="http://schemas.microsoft.com/office/drawing/2014/chartex" xmlns:cx1="http://schemas.microsoft.com/office/drawing/2015/9/8/chartex" xmlns:cx2="http://schemas.microsoft.com/office/drawing/2015/10/21/chartex" xmlns:cx3="http://schemas.microsoft.com/office/drawing/2016/5/9/chartex" xmlns:cx4="http://schemas.microsoft.com/office/drawing/2016/5/10/chartex" xmlns:cx5="http://schemas.microsoft.com/office/drawing/2016/5/11/chartex" xmlns:cx6="http://schemas.microsoft.com/office/drawing/2016/5/12/chartex" xmlns:cx7="http://schemas.microsoft.com/office/drawing/2016/5/13/chartex" xmlns:cx8="http://schemas.microsoft.com/office/drawing/2016/5/14/chartex" xmlns:mc="http://schemas.openxmlformats.org/markup-compatibility/2006" xmlns:aink="http://schemas.microsoft.com/office/drawing/2016/ink" xmlns:am3d="http://schemas.microsoft.com/office/drawing/2017/model3d" xmlns:o="urn:schemas-microsoft-com:office:office" xmlns:r="http://schemas.openxmlformats.org/officeDocument/2006/relationships" xmlns:m="http://schemas.openxmlformats.org/officeDocument/2006/math" xmlns:v="urn:schemas-microsoft-com:vml" xmlns:wp14="http://schemas.microsoft.com/office/word/2010/wordprocessingDrawing" xmlns:wp="http://schemas.openxmlformats.org/drawingml/2006/wordprocessingDrawing" xmlns:w10="urn:schemas-microsoft-com:office:word" xmlns:w="http://schemas.openxmlformats.org/wordprocessingml/2006/main" xmlns:w14="http://schemas.microsoft.com/office/word/2010/wordml" xmlns:w15="http://schemas.microsoft.com/office/word/2012/wordml" xmlns:w16cid="http://schemas.microsoft.com/office/word/2016/wordml/cid" xmlns:w16se="http://schemas.microsoft.com/office/word/2015/wordml/symex" xmlns:wpg="http://schemas.microsoft.com/office/word/2010/wordprocessingGroup" xmlns:wpi="http://schemas.microsoft.com/office/word/2010/wordprocessingInk" xmlns:wne="http://schemas.microsoft.com/office/word/2006/wordml" xmlns:wps="http://schemas.microsoft.com/office/word/2010/wordprocessingShape" mc:Ignorable="w14 w15 w16se w16cid wp14">
+<w:numbering xmlns:wpc="http://schemas.microsoft.com/office/word/2010/wordprocessingCanvas" xmlns:cx="http://schemas.microsoft.com/office/drawing/2014/chartex" xmlns:cx1="http://schemas.microsoft.com/office/drawing/2015/9/8/chartex" xmlns:cx2="http://schemas.microsoft.com/office/drawing/2015/10/21/chartex" xmlns:cx3="http://schemas.microsoft.com/office/drawing/2016/5/9/chartex" xmlns:cx4="http://schemas.microsoft.com/office/drawing/2016/5/10/chartex" xmlns:cx5="http://schemas.microsoft.com/office/drawing/2016/5/11/chartex" xmlns:cx6="http://schemas.microsoft.com/office/drawing/2016/5/12/chartex" xmlns:cx7="http://schemas.microsoft.com/office/drawing/2016/5/13/chartex" xmlns:cx8="http://schemas.microsoft.com/office/drawing/2016/5/14/chartex" xmlns:mc="http://schemas.openxmlformats.org/markup-compatibility/2006" xmlns:aink="http://schemas.microsoft.com/office/drawing/2016/ink" xmlns:am3d="http://schemas.microsoft.com/office/drawing/2017/model3d" xmlns:o="urn:schemas-microsoft-com:office:office" xmlns:oel="http://schemas.microsoft.com/office/2019/extlst" xmlns:r="http://schemas.openxmlformats.org/officeDocument/2006/relationships" xmlns:m="http://schemas.openxmlformats.org/officeDocument/2006/math" xmlns:v="urn:schemas-microsoft-com:vml" xmlns:wp14="http://schemas.microsoft.com/office/word/2010/wordprocessingDrawing" xmlns:wp="http://schemas.openxmlformats.org/drawingml/2006/wordprocessingDrawing" xmlns:w10="urn:schemas-microsoft-com:office:word" xmlns:w="http://schemas.openxmlformats.org/wordprocessingml/2006/main" xmlns:w14="http://schemas.microsoft.com/office/word/2010/wordml" xmlns:w15="http://schemas.microsoft.com/office/word/2012/wordml" xmlns:w16cex="http://schemas.microsoft.com/office/word/2018/wordml/cex" xmlns:w16cid="http://schemas.microsoft.com/office/word/2016/wordml/cid" xmlns:w16="http://schemas.microsoft.com/office/word/2018/wordml" xmlns:w16du="http://schemas.microsoft.com/office/word/2023/wordml/word16du" xmlns:w16sdtdh="http://schemas.microsoft.com/office/word/2020/wordml/sdtdatahash" xmlns:w16sdtfl="http://schemas.microsoft.com/office/word/2024/wordml/sdtformatlock" xmlns:w16se="http://schemas.microsoft.com/office/word/2015/wordml/symex" xmlns:wpg="http://schemas.microsoft.com/office/word/2010/wordprocessingGroup" xmlns:wpi="http://schemas.microsoft.com/office/word/2010/wordprocessingInk" xmlns:wne="http://schemas.microsoft.com/office/word/2006/wordml" xmlns:wps="http://schemas.microsoft.com/office/word/2010/wordprocessingShape" mc:Ignorable="w14 w15 w16se w16cid w16 w16cex w16sdtdh w16sdtfl w16du wp14">
   <w:abstractNum w:abstractNumId="0" w15:restartNumberingAfterBreak="0">
     <w:nsid w:val="1BD85126"/>
     <w:multiLevelType w:val="multilevel"/>
@@ -7848,6 +7900,95 @@
     </w:lvl>
   </w:abstractNum>
   <w:abstractNum w:abstractNumId="9" w15:restartNumberingAfterBreak="0">
+    <w:nsid w:val="55DC1B34"/>
+    <w:multiLevelType w:val="hybridMultilevel"/>
+    <w:tmpl w:val="F8F8D2CE"/>
+    <w:lvl w:ilvl="0" w:tplc="0409000F">
+      <w:start w:val="1"/>
+      <w:numFmt w:val="decimal"/>
+      <w:lvlText w:val="%1."/>
+      <w:lvlJc w:val="left"/>
+      <w:pPr>
+        <w:ind w:left="720" w:hanging="360"/>
+      </w:pPr>
+      <w:rPr>
+        <w:rFonts w:hint="default"/>
+      </w:rPr>
+    </w:lvl>
+    <w:lvl w:ilvl="1" w:tplc="04090019" w:tentative="1">
+      <w:start w:val="1"/>
+      <w:numFmt w:val="lowerLetter"/>
+      <w:lvlText w:val="%2."/>
+      <w:lvlJc w:val="left"/>
+      <w:pPr>
+        <w:ind w:left="1440" w:hanging="360"/>
+      </w:pPr>
+    </w:lvl>
+    <w:lvl w:ilvl="2" w:tplc="0409001B" w:tentative="1">
+      <w:start w:val="1"/>
+      <w:numFmt w:val="lowerRoman"/>
+      <w:lvlText w:val="%3."/>
+      <w:lvlJc w:val="right"/>
+      <w:pPr>
+        <w:ind w:left="2160" w:hanging="180"/>
+      </w:pPr>
+    </w:lvl>
+    <w:lvl w:ilvl="3" w:tplc="0409000F" w:tentative="1">
+      <w:start w:val="1"/>
+      <w:numFmt w:val="decimal"/>
+      <w:lvlText w:val="%4."/>
+      <w:lvlJc w:val="left"/>
+      <w:pPr>
+        <w:ind w:left="2880" w:hanging="360"/>
+      </w:pPr>
+    </w:lvl>
+    <w:lvl w:ilvl="4" w:tplc="04090019" w:tentative="1">
+      <w:start w:val="1"/>
+      <w:numFmt w:val="lowerLetter"/>
+      <w:lvlText w:val="%5."/>
+      <w:lvlJc w:val="left"/>
+      <w:pPr>
+        <w:ind w:left="3600" w:hanging="360"/>
+      </w:pPr>
+    </w:lvl>
+    <w:lvl w:ilvl="5" w:tplc="0409001B" w:tentative="1">
+      <w:start w:val="1"/>
+      <w:numFmt w:val="lowerRoman"/>
+      <w:lvlText w:val="%6."/>
+      <w:lvlJc w:val="right"/>
+      <w:pPr>
+        <w:ind w:left="4320" w:hanging="180"/>
+      </w:pPr>
+    </w:lvl>
+    <w:lvl w:ilvl="6" w:tplc="0409000F" w:tentative="1">
+      <w:start w:val="1"/>
+      <w:numFmt w:val="decimal"/>
+      <w:lvlText w:val="%7."/>
+      <w:lvlJc w:val="left"/>
+      <w:pPr>
+        <w:ind w:left="5040" w:hanging="360"/>
+      </w:pPr>
+    </w:lvl>
+    <w:lvl w:ilvl="7" w:tplc="04090019" w:tentative="1">
+      <w:start w:val="1"/>
+      <w:numFmt w:val="lowerLetter"/>
+      <w:lvlText w:val="%8."/>
+      <w:lvlJc w:val="left"/>
+      <w:pPr>
+        <w:ind w:left="5760" w:hanging="360"/>
+      </w:pPr>
+    </w:lvl>
+    <w:lvl w:ilvl="8" w:tplc="0409001B" w:tentative="1">
+      <w:start w:val="1"/>
+      <w:numFmt w:val="lowerRoman"/>
+      <w:lvlText w:val="%9."/>
+      <w:lvlJc w:val="right"/>
+      <w:pPr>
+        <w:ind w:left="6480" w:hanging="180"/>
+      </w:pPr>
+    </w:lvl>
+  </w:abstractNum>
+  <w:abstractNum w:abstractNumId="10" w15:restartNumberingAfterBreak="0">
     <w:nsid w:val="599E5398"/>
     <w:multiLevelType w:val="hybridMultilevel"/>
     <w:tmpl w:val="308E224A"/>
@@ -7933,7 +8074,7 @@
       </w:pPr>
     </w:lvl>
   </w:abstractNum>
-  <w:abstractNum w:abstractNumId="10" w15:restartNumberingAfterBreak="0">
+  <w:abstractNum w:abstractNumId="11" w15:restartNumberingAfterBreak="0">
     <w:nsid w:val="5B244414"/>
     <w:multiLevelType w:val="multilevel"/>
     <w:tmpl w:val="DAAC8306"/>
@@ -8082,7 +8223,7 @@
       </w:rPr>
     </w:lvl>
   </w:abstractNum>
-  <w:abstractNum w:abstractNumId="11" w15:restartNumberingAfterBreak="0">
+  <w:abstractNum w:abstractNumId="12" w15:restartNumberingAfterBreak="0">
     <w:nsid w:val="6E161AD5"/>
     <w:multiLevelType w:val="hybridMultilevel"/>
     <w:tmpl w:val="2884D66C"/>
@@ -8171,7 +8312,7 @@
       </w:pPr>
     </w:lvl>
   </w:abstractNum>
-  <w:abstractNum w:abstractNumId="12" w15:restartNumberingAfterBreak="0">
+  <w:abstractNum w:abstractNumId="13" w15:restartNumberingAfterBreak="0">
     <w:nsid w:val="792D0CB3"/>
     <w:multiLevelType w:val="hybridMultilevel"/>
     <w:tmpl w:val="BED690D2"/>
@@ -8260,50 +8401,53 @@
       </w:pPr>
     </w:lvl>
   </w:abstractNum>
-  <w:num w:numId="1">
+  <w:num w:numId="1" w16cid:durableId="2027094899">
     <w:abstractNumId w:val="3"/>
   </w:num>
-  <w:num w:numId="2">
+  <w:num w:numId="2" w16cid:durableId="1212155837">
     <w:abstractNumId w:val="1"/>
   </w:num>
-  <w:num w:numId="3">
+  <w:num w:numId="3" w16cid:durableId="2084254281">
     <w:abstractNumId w:val="2"/>
   </w:num>
-  <w:num w:numId="4">
-    <w:abstractNumId w:val="9"/>
+  <w:num w:numId="4" w16cid:durableId="1735271958">
+    <w:abstractNumId w:val="10"/>
   </w:num>
-  <w:num w:numId="5">
+  <w:num w:numId="5" w16cid:durableId="636372166">
     <w:abstractNumId w:val="4"/>
   </w:num>
-  <w:num w:numId="6">
+  <w:num w:numId="6" w16cid:durableId="1216697102">
     <w:abstractNumId w:val="7"/>
   </w:num>
-  <w:num w:numId="7">
-    <w:abstractNumId w:val="10"/>
+  <w:num w:numId="7" w16cid:durableId="1999458502">
+    <w:abstractNumId w:val="11"/>
   </w:num>
-  <w:num w:numId="8">
+  <w:num w:numId="8" w16cid:durableId="702441978">
     <w:abstractNumId w:val="6"/>
   </w:num>
-  <w:num w:numId="9">
+  <w:num w:numId="9" w16cid:durableId="1199002480">
     <w:abstractNumId w:val="5"/>
   </w:num>
-  <w:num w:numId="10">
-    <w:abstractNumId w:val="11"/>
+  <w:num w:numId="10" w16cid:durableId="365953924">
+    <w:abstractNumId w:val="12"/>
   </w:num>
-  <w:num w:numId="11">
+  <w:num w:numId="11" w16cid:durableId="192810143">
     <w:abstractNumId w:val="8"/>
   </w:num>
-  <w:num w:numId="12">
+  <w:num w:numId="12" w16cid:durableId="1201086617">
     <w:abstractNumId w:val="0"/>
   </w:num>
-  <w:num w:numId="13">
-    <w:abstractNumId w:val="12"/>
+  <w:num w:numId="13" w16cid:durableId="698315321">
+    <w:abstractNumId w:val="13"/>
+  </w:num>
+  <w:num w:numId="14" w16cid:durableId="1257246767">
+    <w:abstractNumId w:val="9"/>
   </w:num>
 </w:numbering>
 </file>
 
 <file path=word/styles.xml><?xml version="1.0" encoding="utf-8"?>
-<w:styles xmlns:mc="http://schemas.openxmlformats.org/markup-compatibility/2006" xmlns:r="http://schemas.openxmlformats.org/officeDocument/2006/relationships" xmlns:w="http://schemas.openxmlformats.org/wordprocessingml/2006/main" xmlns:w14="http://schemas.microsoft.com/office/word/2010/wordml" xmlns:w15="http://schemas.microsoft.com/office/word/2012/wordml" xmlns:w16cid="http://schemas.microsoft.com/office/word/2016/wordml/cid" xmlns:w16se="http://schemas.microsoft.com/office/word/2015/wordml/symex" mc:Ignorable="w14 w15 w16se w16cid">
+<w:styles xmlns:mc="http://schemas.openxmlformats.org/markup-compatibility/2006" xmlns:r="http://schemas.openxmlformats.org/officeDocument/2006/relationships" xmlns:w="http://schemas.openxmlformats.org/wordprocessingml/2006/main" xmlns:w14="http://schemas.microsoft.com/office/word/2010/wordml" xmlns:w15="http://schemas.microsoft.com/office/word/2012/wordml" xmlns:w16cex="http://schemas.microsoft.com/office/word/2018/wordml/cex" xmlns:w16cid="http://schemas.microsoft.com/office/word/2016/wordml/cid" xmlns:w16="http://schemas.microsoft.com/office/word/2018/wordml" xmlns:w16du="http://schemas.microsoft.com/office/word/2023/wordml/word16du" xmlns:w16sdtdh="http://schemas.microsoft.com/office/word/2020/wordml/sdtdatahash" xmlns:w16sdtfl="http://schemas.microsoft.com/office/word/2024/wordml/sdtformatlock" xmlns:w16se="http://schemas.microsoft.com/office/word/2015/wordml/symex" mc:Ignorable="w14 w15 w16se w16cid w16 w16cex w16sdtdh w16sdtfl w16du">
   <w:docDefaults>
     <w:rPrDefault>
       <w:rPr>
@@ -8319,7 +8463,7 @@
       </w:pPr>
     </w:pPrDefault>
   </w:docDefaults>
-  <w:latentStyles w:defLockedState="0" w:defUIPriority="99" w:defSemiHidden="0" w:defUnhideWhenUsed="0" w:defQFormat="0" w:count="375">
+  <w:latentStyles w:defLockedState="0" w:defUIPriority="99" w:defSemiHidden="0" w:defUnhideWhenUsed="0" w:defQFormat="0" w:count="376">
     <w:lsdException w:name="Normal" w:uiPriority="0" w:qFormat="1"/>
     <w:lsdException w:name="heading 1" w:uiPriority="9" w:qFormat="1"/>
     <w:lsdException w:name="heading 2" w:semiHidden="1" w:uiPriority="9" w:unhideWhenUsed="1" w:qFormat="1"/>
@@ -8695,6 +8839,7 @@
     <w:lsdException w:name="Smart Hyperlink" w:semiHidden="1" w:unhideWhenUsed="1"/>
     <w:lsdException w:name="Hashtag" w:semiHidden="1" w:unhideWhenUsed="1"/>
     <w:lsdException w:name="Unresolved Mention" w:semiHidden="1" w:unhideWhenUsed="1"/>
+    <w:lsdException w:name="Smart Link" w:semiHidden="1" w:unhideWhenUsed="1"/>
   </w:latentStyles>
   <w:style w:type="paragraph" w:default="1" w:styleId="Normal">
     <w:name w:val="Normal"/>
@@ -8703,7 +8848,6 @@
   <w:style w:type="character" w:default="1" w:styleId="DefaultParagraphFont">
     <w:name w:val="Default Paragraph Font"/>
     <w:uiPriority w:val="1"/>
-    <w:semiHidden/>
     <w:unhideWhenUsed/>
   </w:style>
   <w:style w:type="table" w:default="1" w:styleId="TableNormal">
